--- a/Backend/Director_Disclosure/Output_Disclosures/2024-25/AWL_AGRI_BUSINESS_LIMITED/MBP-1/MBP1_ANUP_PRAVIN_SHAH_00293207.docx
+++ b/Backend/Director_Disclosure/Output_Disclosures/2024-25/AWL_AGRI_BUSINESS_LIMITED/MBP-1/MBP1_ANUP_PRAVIN_SHAH_00293207.docx
@@ -93,182 +93,17 @@
     </w:p>
     <w:p>
       <w:pPr>
-        <w:spacing w:before="0" w:after="0"/>
-        <w:jc w:val="left"/>
-      </w:pPr>
-      <w:r>
-        <w:rPr>
-          <w:rFonts w:ascii="Adani" w:hAnsi="Adani"/>
-          <w:b w:val="0"/>
-          <w:sz w:val="20"/>
-          <w:u w:val="none"/>
-        </w:rPr>
-        <w:t>JM FINANCIAL PRODUCTS LIMITED</w:t>
-      </w:r>
-    </w:p>
-    <w:p>
-      <w:pPr>
-        <w:spacing w:before="0" w:after="0"/>
-        <w:jc w:val="left"/>
-      </w:pPr>
-      <w:r>
-        <w:rPr>
-          <w:rFonts w:ascii="Adani" w:hAnsi="Adani"/>
-          <w:b w:val="0"/>
-          <w:sz w:val="20"/>
-          <w:u w:val="none"/>
-        </w:rPr>
-        <w:t>ADANI GREEN ENERGY LIMITED</w:t>
-      </w:r>
-    </w:p>
-    <w:p>
-      <w:pPr>
-        <w:spacing w:before="0" w:after="0"/>
-        <w:jc w:val="left"/>
-      </w:pPr>
-      <w:r>
-        <w:rPr>
-          <w:rFonts w:ascii="Adani" w:hAnsi="Adani"/>
-          <w:b w:val="0"/>
-          <w:sz w:val="20"/>
-          <w:u w:val="none"/>
-        </w:rPr>
-        <w:t>JM FINANCIAL TRUSTEE COMPANY PRIVATE LIMITED</w:t>
-      </w:r>
-    </w:p>
-    <w:p>
-      <w:pPr>
-        <w:spacing w:before="0" w:after="0"/>
-        <w:jc w:val="left"/>
-      </w:pPr>
-      <w:r>
-        <w:rPr>
-          <w:rFonts w:ascii="Adani" w:hAnsi="Adani"/>
-          <w:b w:val="0"/>
-          <w:sz w:val="20"/>
-          <w:u w:val="none"/>
-        </w:rPr>
-        <w:t>AWL AGRI BUSINESS LIMITED</w:t>
-      </w:r>
-    </w:p>
-    <w:p>
-      <w:pPr>
-        <w:spacing w:before="0" w:after="0"/>
-        <w:jc w:val="left"/>
-      </w:pPr>
-      <w:r>
-        <w:rPr>
-          <w:rFonts w:ascii="Adani" w:hAnsi="Adani"/>
-          <w:b w:val="0"/>
-          <w:sz w:val="20"/>
-          <w:u w:val="none"/>
-        </w:rPr>
-        <w:t>JM FINANCIAL HOME LOANS LIMITED</w:t>
-      </w:r>
-    </w:p>
-    <w:p>
-      <w:pPr>
-        <w:spacing w:before="0" w:after="0"/>
-        <w:jc w:val="left"/>
-      </w:pPr>
-      <w:r>
-        <w:rPr>
-          <w:rFonts w:ascii="Adani" w:hAnsi="Adani"/>
-          <w:b w:val="0"/>
-          <w:sz w:val="20"/>
-          <w:u w:val="none"/>
-        </w:rPr>
-        <w:t>CLARIS LIMITED</w:t>
-      </w:r>
-    </w:p>
-    <w:p>
-      <w:pPr>
-        <w:spacing w:before="0" w:after="0"/>
-        <w:jc w:val="left"/>
-      </w:pPr>
-      <w:r>
-        <w:rPr>
-          <w:rFonts w:ascii="Adani" w:hAnsi="Adani"/>
-          <w:b w:val="0"/>
-          <w:sz w:val="20"/>
-          <w:u w:val="none"/>
-        </w:rPr>
-        <w:t>MAHINDRA SUSTEN PRIVATE LIMITED</w:t>
-      </w:r>
-    </w:p>
-    <w:p>
-      <w:pPr>
-        <w:spacing w:before="0" w:after="0"/>
-        <w:jc w:val="left"/>
-      </w:pPr>
-      <w:r>
-        <w:rPr>
-          <w:rFonts w:ascii="Adani" w:hAnsi="Adani"/>
-          <w:b w:val="0"/>
-          <w:sz w:val="20"/>
-          <w:u w:val="none"/>
-        </w:rPr>
-        <w:t>JM FINANCIAL CREDIT SOLUTIONS LIMITED</w:t>
-      </w:r>
-    </w:p>
-    <w:p>
-      <w:pPr>
-        <w:spacing w:before="0" w:after="0"/>
-        <w:jc w:val="left"/>
-      </w:pPr>
-      <w:r>
-        <w:rPr>
-          <w:rFonts w:ascii="Adani" w:hAnsi="Adani"/>
-          <w:b w:val="0"/>
-          <w:sz w:val="20"/>
-          <w:u w:val="none"/>
-        </w:rPr>
-        <w:t>MARATHON NEXTGEN REALTY LIMITED</w:t>
-      </w:r>
-    </w:p>
-    <w:p>
-      <w:pPr>
-        <w:spacing w:before="0" w:after="0"/>
-        <w:jc w:val="left"/>
-      </w:pPr>
-      <w:r>
-        <w:rPr>
-          <w:rFonts w:ascii="Adani" w:hAnsi="Adani"/>
-          <w:b w:val="0"/>
-          <w:sz w:val="20"/>
-          <w:u w:val="none"/>
-        </w:rPr>
-        <w:t>JM FINANCIAL SERVICES LIMITED</w:t>
-      </w:r>
-    </w:p>
-    <w:p>
-      <w:pPr>
-        <w:spacing w:before="0" w:after="0"/>
-        <w:jc w:val="left"/>
-      </w:pPr>
-      <w:r>
-        <w:rPr>
-          <w:rFonts w:ascii="Adani" w:hAnsi="Adani"/>
-          <w:b w:val="0"/>
-          <w:sz w:val="20"/>
-          <w:u w:val="none"/>
-        </w:rPr>
-        <w:t>LANDMARK BUSINESS SERVICE CENTRE PRIVATE LIMITED</w:t>
-      </w:r>
-    </w:p>
-    <w:p>
-      <w:pPr>
         <w:spacing w:before="0" w:after="160"/>
         <w:jc w:val="left"/>
       </w:pPr>
       <w:r>
         <w:rPr>
           <w:rFonts w:ascii="Adani" w:hAnsi="Adani"/>
-          <w:b w:val="0"/>
+          <w:b/>
           <w:sz w:val="20"/>
           <w:u w:val="none"/>
         </w:rPr>
-        <w:t>HEALTH AND EDUCATION FOUNDATION</w:t>
+        <w:t>AWL AGRI BUSINESS LIMITED</w:t>
       </w:r>
     </w:p>
     <w:p>
@@ -1264,7 +1099,7 @@
                 <w:sz w:val="18"/>
                 <w:u w:val="none"/>
               </w:rPr>
-              <w:t>CLARIS LIMITED</w:t>
+              <w:t>JM FINANCIAL CAPITAL LIMITED</w:t>
             </w:r>
           </w:p>
         </w:tc>
@@ -1348,7 +1183,7 @@
                 <w:sz w:val="18"/>
                 <w:u w:val="none"/>
               </w:rPr>
-              <w:t>25/04/2019</w:t>
+              <w:t>28/03/2018</w:t>
             </w:r>
           </w:p>
         </w:tc>
@@ -1406,7 +1241,7 @@
                 <w:sz w:val="18"/>
                 <w:u w:val="none"/>
               </w:rPr>
-              <w:t>MAHINDRA SUSTEN PRIVATE LIMITED</w:t>
+              <w:t>CLARIS LIFESCIENCES LIMITED</w:t>
             </w:r>
           </w:p>
         </w:tc>
@@ -1490,7 +1325,7 @@
                 <w:sz w:val="18"/>
                 <w:u w:val="none"/>
               </w:rPr>
-              <w:t>01/11/2017</w:t>
+              <w:t>23/02/2013</w:t>
             </w:r>
           </w:p>
         </w:tc>
@@ -1548,7 +1383,7 @@
                 <w:sz w:val="18"/>
                 <w:u w:val="none"/>
               </w:rPr>
-              <w:t>JM FINANCIAL CREDIT SOLUTIONS LIMITED</w:t>
+              <w:t>MACRO INVESTMENT &amp; FINANCIAL CONSULTANTS PRIVATE LIMITED</w:t>
             </w:r>
           </w:p>
         </w:tc>
@@ -1632,7 +1467,7 @@
                 <w:sz w:val="18"/>
                 <w:u w:val="none"/>
               </w:rPr>
-              <w:t>29/03/2016</w:t>
+              <w:t>30/11/2012</w:t>
             </w:r>
           </w:p>
         </w:tc>
@@ -1663,290 +1498,6 @@
                 <w:u w:val="none"/>
               </w:rPr>
               <w:t>9</w:t>
-            </w:r>
-          </w:p>
-        </w:tc>
-        <w:tc>
-          <w:tcPr>
-            <w:tcW w:type="dxa" w:w="3969"/>
-            <w:shd w:val="clear" w:color="auto" w:fill="FFFFFF"/>
-            <w:tcBorders>
-              <w:top w:val="single" w:sz="4" w:space="0" w:color="000000"/>
-              <w:left w:val="single" w:sz="4" w:space="0" w:color="000000"/>
-              <w:bottom w:val="single" w:sz="4" w:space="0" w:color="000000"/>
-              <w:right w:val="single" w:sz="4" w:space="0" w:color="000000"/>
-            </w:tcBorders>
-            <w:vAlign w:val="center"/>
-          </w:tcPr>
-          <w:p>
-            <w:pPr>
-              <w:spacing w:before="40" w:after="40"/>
-              <w:jc w:val="left"/>
-            </w:pPr>
-            <w:r>
-              <w:rPr>
-                <w:rFonts w:ascii="Adani" w:hAnsi="Adani"/>
-                <w:b w:val="0"/>
-                <w:sz w:val="18"/>
-                <w:u w:val="none"/>
-              </w:rPr>
-              <w:t>MARATHON NEXTGEN REALTY LIMITED</w:t>
-            </w:r>
-          </w:p>
-        </w:tc>
-        <w:tc>
-          <w:tcPr>
-            <w:tcW w:type="dxa" w:w="1814"/>
-            <w:shd w:val="clear" w:color="auto" w:fill="FFFFFF"/>
-            <w:tcBorders>
-              <w:top w:val="single" w:sz="4" w:space="0" w:color="000000"/>
-              <w:left w:val="single" w:sz="4" w:space="0" w:color="000000"/>
-              <w:bottom w:val="single" w:sz="4" w:space="0" w:color="000000"/>
-              <w:right w:val="single" w:sz="4" w:space="0" w:color="000000"/>
-            </w:tcBorders>
-            <w:vAlign w:val="center"/>
-          </w:tcPr>
-          <w:p>
-            <w:pPr>
-              <w:spacing w:before="40" w:after="40"/>
-              <w:jc w:val="left"/>
-            </w:pPr>
-            <w:r>
-              <w:rPr>
-                <w:rFonts w:ascii="Adani" w:hAnsi="Adani"/>
-                <w:b w:val="0"/>
-                <w:sz w:val="18"/>
-                <w:u w:val="none"/>
-              </w:rPr>
-              <w:t>Director</w:t>
-            </w:r>
-          </w:p>
-        </w:tc>
-        <w:tc>
-          <w:tcPr>
-            <w:tcW w:type="dxa" w:w="1020"/>
-            <w:shd w:val="clear" w:color="auto" w:fill="FFFFFF"/>
-            <w:tcBorders>
-              <w:top w:val="single" w:sz="4" w:space="0" w:color="000000"/>
-              <w:left w:val="single" w:sz="4" w:space="0" w:color="000000"/>
-              <w:bottom w:val="single" w:sz="4" w:space="0" w:color="000000"/>
-              <w:right w:val="single" w:sz="4" w:space="0" w:color="000000"/>
-            </w:tcBorders>
-            <w:vAlign w:val="center"/>
-          </w:tcPr>
-          <w:p>
-            <w:pPr>
-              <w:spacing w:before="40" w:after="40"/>
-              <w:jc w:val="left"/>
-            </w:pPr>
-            <w:r>
-              <w:rPr>
-                <w:rFonts w:ascii="Adani" w:hAnsi="Adani"/>
-                <w:b w:val="0"/>
-                <w:sz w:val="18"/>
-                <w:u w:val="none"/>
-              </w:rPr>
-              <w:t>NIL</w:t>
-            </w:r>
-          </w:p>
-        </w:tc>
-        <w:tc>
-          <w:tcPr>
-            <w:tcW w:type="dxa" w:w="1247"/>
-            <w:shd w:val="clear" w:color="auto" w:fill="FFFFFF"/>
-            <w:tcBorders>
-              <w:top w:val="single" w:sz="4" w:space="0" w:color="000000"/>
-              <w:left w:val="single" w:sz="4" w:space="0" w:color="000000"/>
-              <w:bottom w:val="single" w:sz="4" w:space="0" w:color="000000"/>
-              <w:right w:val="single" w:sz="4" w:space="0" w:color="000000"/>
-            </w:tcBorders>
-            <w:vAlign w:val="center"/>
-          </w:tcPr>
-          <w:p>
-            <w:pPr>
-              <w:spacing w:before="40" w:after="40"/>
-              <w:jc w:val="left"/>
-            </w:pPr>
-            <w:r>
-              <w:rPr>
-                <w:rFonts w:ascii="Adani" w:hAnsi="Adani"/>
-                <w:b w:val="0"/>
-                <w:sz w:val="18"/>
-                <w:u w:val="none"/>
-              </w:rPr>
-              <w:t>28/08/2015</w:t>
-            </w:r>
-          </w:p>
-        </w:tc>
-      </w:tr>
-      <w:tr>
-        <w:tc>
-          <w:tcPr>
-            <w:tcW w:type="dxa" w:w="680"/>
-            <w:shd w:val="clear" w:color="auto" w:fill="FFFFFF"/>
-            <w:tcBorders>
-              <w:top w:val="single" w:sz="4" w:space="0" w:color="000000"/>
-              <w:left w:val="single" w:sz="4" w:space="0" w:color="000000"/>
-              <w:bottom w:val="single" w:sz="4" w:space="0" w:color="000000"/>
-              <w:right w:val="single" w:sz="4" w:space="0" w:color="000000"/>
-            </w:tcBorders>
-            <w:vAlign w:val="center"/>
-          </w:tcPr>
-          <w:p>
-            <w:pPr>
-              <w:spacing w:before="40" w:after="40"/>
-              <w:jc w:val="left"/>
-            </w:pPr>
-            <w:r>
-              <w:rPr>
-                <w:rFonts w:ascii="Adani" w:hAnsi="Adani"/>
-                <w:b w:val="0"/>
-                <w:sz w:val="18"/>
-                <w:u w:val="none"/>
-              </w:rPr>
-              <w:t>10</w:t>
-            </w:r>
-          </w:p>
-        </w:tc>
-        <w:tc>
-          <w:tcPr>
-            <w:tcW w:type="dxa" w:w="3969"/>
-            <w:shd w:val="clear" w:color="auto" w:fill="FFFFFF"/>
-            <w:tcBorders>
-              <w:top w:val="single" w:sz="4" w:space="0" w:color="000000"/>
-              <w:left w:val="single" w:sz="4" w:space="0" w:color="000000"/>
-              <w:bottom w:val="single" w:sz="4" w:space="0" w:color="000000"/>
-              <w:right w:val="single" w:sz="4" w:space="0" w:color="000000"/>
-            </w:tcBorders>
-            <w:vAlign w:val="center"/>
-          </w:tcPr>
-          <w:p>
-            <w:pPr>
-              <w:spacing w:before="40" w:after="40"/>
-              <w:jc w:val="left"/>
-            </w:pPr>
-            <w:r>
-              <w:rPr>
-                <w:rFonts w:ascii="Adani" w:hAnsi="Adani"/>
-                <w:b w:val="0"/>
-                <w:sz w:val="18"/>
-                <w:u w:val="none"/>
-              </w:rPr>
-              <w:t>JM FINANCIAL SERVICES LIMITED</w:t>
-            </w:r>
-          </w:p>
-        </w:tc>
-        <w:tc>
-          <w:tcPr>
-            <w:tcW w:type="dxa" w:w="1814"/>
-            <w:shd w:val="clear" w:color="auto" w:fill="FFFFFF"/>
-            <w:tcBorders>
-              <w:top w:val="single" w:sz="4" w:space="0" w:color="000000"/>
-              <w:left w:val="single" w:sz="4" w:space="0" w:color="000000"/>
-              <w:bottom w:val="single" w:sz="4" w:space="0" w:color="000000"/>
-              <w:right w:val="single" w:sz="4" w:space="0" w:color="000000"/>
-            </w:tcBorders>
-            <w:vAlign w:val="center"/>
-          </w:tcPr>
-          <w:p>
-            <w:pPr>
-              <w:spacing w:before="40" w:after="40"/>
-              <w:jc w:val="left"/>
-            </w:pPr>
-            <w:r>
-              <w:rPr>
-                <w:rFonts w:ascii="Adani" w:hAnsi="Adani"/>
-                <w:b w:val="0"/>
-                <w:sz w:val="18"/>
-                <w:u w:val="none"/>
-              </w:rPr>
-              <w:t>Director</w:t>
-            </w:r>
-          </w:p>
-        </w:tc>
-        <w:tc>
-          <w:tcPr>
-            <w:tcW w:type="dxa" w:w="1020"/>
-            <w:shd w:val="clear" w:color="auto" w:fill="FFFFFF"/>
-            <w:tcBorders>
-              <w:top w:val="single" w:sz="4" w:space="0" w:color="000000"/>
-              <w:left w:val="single" w:sz="4" w:space="0" w:color="000000"/>
-              <w:bottom w:val="single" w:sz="4" w:space="0" w:color="000000"/>
-              <w:right w:val="single" w:sz="4" w:space="0" w:color="000000"/>
-            </w:tcBorders>
-            <w:vAlign w:val="center"/>
-          </w:tcPr>
-          <w:p>
-            <w:pPr>
-              <w:spacing w:before="40" w:after="40"/>
-              <w:jc w:val="left"/>
-            </w:pPr>
-            <w:r>
-              <w:rPr>
-                <w:rFonts w:ascii="Adani" w:hAnsi="Adani"/>
-                <w:b w:val="0"/>
-                <w:sz w:val="18"/>
-                <w:u w:val="none"/>
-              </w:rPr>
-              <w:t>NIL</w:t>
-            </w:r>
-          </w:p>
-        </w:tc>
-        <w:tc>
-          <w:tcPr>
-            <w:tcW w:type="dxa" w:w="1247"/>
-            <w:shd w:val="clear" w:color="auto" w:fill="FFFFFF"/>
-            <w:tcBorders>
-              <w:top w:val="single" w:sz="4" w:space="0" w:color="000000"/>
-              <w:left w:val="single" w:sz="4" w:space="0" w:color="000000"/>
-              <w:bottom w:val="single" w:sz="4" w:space="0" w:color="000000"/>
-              <w:right w:val="single" w:sz="4" w:space="0" w:color="000000"/>
-            </w:tcBorders>
-            <w:vAlign w:val="center"/>
-          </w:tcPr>
-          <w:p>
-            <w:pPr>
-              <w:spacing w:before="40" w:after="40"/>
-              <w:jc w:val="left"/>
-            </w:pPr>
-            <w:r>
-              <w:rPr>
-                <w:rFonts w:ascii="Adani" w:hAnsi="Adani"/>
-                <w:b w:val="0"/>
-                <w:sz w:val="18"/>
-                <w:u w:val="none"/>
-              </w:rPr>
-              <w:t>18/11/2014</w:t>
-            </w:r>
-          </w:p>
-        </w:tc>
-      </w:tr>
-      <w:tr>
-        <w:tc>
-          <w:tcPr>
-            <w:tcW w:type="dxa" w:w="680"/>
-            <w:shd w:val="clear" w:color="auto" w:fill="FFFFFF"/>
-            <w:tcBorders>
-              <w:top w:val="single" w:sz="4" w:space="0" w:color="000000"/>
-              <w:left w:val="single" w:sz="4" w:space="0" w:color="000000"/>
-              <w:bottom w:val="single" w:sz="4" w:space="0" w:color="000000"/>
-              <w:right w:val="single" w:sz="4" w:space="0" w:color="000000"/>
-            </w:tcBorders>
-            <w:vAlign w:val="center"/>
-          </w:tcPr>
-          <w:p>
-            <w:pPr>
-              <w:spacing w:before="40" w:after="40"/>
-              <w:jc w:val="left"/>
-            </w:pPr>
-            <w:r>
-              <w:rPr>
-                <w:rFonts w:ascii="Adani" w:hAnsi="Adani"/>
-                <w:b w:val="0"/>
-                <w:sz w:val="18"/>
-                <w:u w:val="none"/>
-              </w:rPr>
-              <w:t>11</w:t>
             </w:r>
           </w:p>
         </w:tc>
@@ -2088,7 +1639,149 @@
                 <w:sz w:val="18"/>
                 <w:u w:val="none"/>
               </w:rPr>
-              <w:t>12</w:t>
+              <w:t>10</w:t>
+            </w:r>
+          </w:p>
+        </w:tc>
+        <w:tc>
+          <w:tcPr>
+            <w:tcW w:type="dxa" w:w="3969"/>
+            <w:shd w:val="clear" w:color="auto" w:fill="FFFFFF"/>
+            <w:tcBorders>
+              <w:top w:val="single" w:sz="4" w:space="0" w:color="000000"/>
+              <w:left w:val="single" w:sz="4" w:space="0" w:color="000000"/>
+              <w:bottom w:val="single" w:sz="4" w:space="0" w:color="000000"/>
+              <w:right w:val="single" w:sz="4" w:space="0" w:color="000000"/>
+            </w:tcBorders>
+            <w:vAlign w:val="center"/>
+          </w:tcPr>
+          <w:p>
+            <w:pPr>
+              <w:spacing w:before="40" w:after="40"/>
+              <w:jc w:val="left"/>
+            </w:pPr>
+            <w:r>
+              <w:rPr>
+                <w:rFonts w:ascii="Adani" w:hAnsi="Adani"/>
+                <w:b w:val="0"/>
+                <w:sz w:val="18"/>
+                <w:u w:val="none"/>
+              </w:rPr>
+              <w:t>KNOWHOWHUBCOM PRIVATE LIMITED</w:t>
+            </w:r>
+          </w:p>
+        </w:tc>
+        <w:tc>
+          <w:tcPr>
+            <w:tcW w:type="dxa" w:w="1814"/>
+            <w:shd w:val="clear" w:color="auto" w:fill="FFFFFF"/>
+            <w:tcBorders>
+              <w:top w:val="single" w:sz="4" w:space="0" w:color="000000"/>
+              <w:left w:val="single" w:sz="4" w:space="0" w:color="000000"/>
+              <w:bottom w:val="single" w:sz="4" w:space="0" w:color="000000"/>
+              <w:right w:val="single" w:sz="4" w:space="0" w:color="000000"/>
+            </w:tcBorders>
+            <w:vAlign w:val="center"/>
+          </w:tcPr>
+          <w:p>
+            <w:pPr>
+              <w:spacing w:before="40" w:after="40"/>
+              <w:jc w:val="left"/>
+            </w:pPr>
+            <w:r>
+              <w:rPr>
+                <w:rFonts w:ascii="Adani" w:hAnsi="Adani"/>
+                <w:b w:val="0"/>
+                <w:sz w:val="18"/>
+                <w:u w:val="none"/>
+              </w:rPr>
+              <w:t>Director</w:t>
+            </w:r>
+          </w:p>
+        </w:tc>
+        <w:tc>
+          <w:tcPr>
+            <w:tcW w:type="dxa" w:w="1020"/>
+            <w:shd w:val="clear" w:color="auto" w:fill="FFFFFF"/>
+            <w:tcBorders>
+              <w:top w:val="single" w:sz="4" w:space="0" w:color="000000"/>
+              <w:left w:val="single" w:sz="4" w:space="0" w:color="000000"/>
+              <w:bottom w:val="single" w:sz="4" w:space="0" w:color="000000"/>
+              <w:right w:val="single" w:sz="4" w:space="0" w:color="000000"/>
+            </w:tcBorders>
+            <w:vAlign w:val="center"/>
+          </w:tcPr>
+          <w:p>
+            <w:pPr>
+              <w:spacing w:before="40" w:after="40"/>
+              <w:jc w:val="left"/>
+            </w:pPr>
+            <w:r>
+              <w:rPr>
+                <w:rFonts w:ascii="Adani" w:hAnsi="Adani"/>
+                <w:b w:val="0"/>
+                <w:sz w:val="18"/>
+                <w:u w:val="none"/>
+              </w:rPr>
+              <w:t>NIL</w:t>
+            </w:r>
+          </w:p>
+        </w:tc>
+        <w:tc>
+          <w:tcPr>
+            <w:tcW w:type="dxa" w:w="1247"/>
+            <w:shd w:val="clear" w:color="auto" w:fill="FFFFFF"/>
+            <w:tcBorders>
+              <w:top w:val="single" w:sz="4" w:space="0" w:color="000000"/>
+              <w:left w:val="single" w:sz="4" w:space="0" w:color="000000"/>
+              <w:bottom w:val="single" w:sz="4" w:space="0" w:color="000000"/>
+              <w:right w:val="single" w:sz="4" w:space="0" w:color="000000"/>
+            </w:tcBorders>
+            <w:vAlign w:val="center"/>
+          </w:tcPr>
+          <w:p>
+            <w:pPr>
+              <w:spacing w:before="40" w:after="40"/>
+              <w:jc w:val="left"/>
+            </w:pPr>
+            <w:r>
+              <w:rPr>
+                <w:rFonts w:ascii="Adani" w:hAnsi="Adani"/>
+                <w:b w:val="0"/>
+                <w:sz w:val="18"/>
+                <w:u w:val="none"/>
+              </w:rPr>
+              <w:t>19/04/2010</w:t>
+            </w:r>
+          </w:p>
+        </w:tc>
+      </w:tr>
+      <w:tr>
+        <w:tc>
+          <w:tcPr>
+            <w:tcW w:type="dxa" w:w="680"/>
+            <w:shd w:val="clear" w:color="auto" w:fill="FFFFFF"/>
+            <w:tcBorders>
+              <w:top w:val="single" w:sz="4" w:space="0" w:color="000000"/>
+              <w:left w:val="single" w:sz="4" w:space="0" w:color="000000"/>
+              <w:bottom w:val="single" w:sz="4" w:space="0" w:color="000000"/>
+              <w:right w:val="single" w:sz="4" w:space="0" w:color="000000"/>
+            </w:tcBorders>
+            <w:vAlign w:val="center"/>
+          </w:tcPr>
+          <w:p>
+            <w:pPr>
+              <w:spacing w:before="40" w:after="40"/>
+              <w:jc w:val="left"/>
+            </w:pPr>
+            <w:r>
+              <w:rPr>
+                <w:rFonts w:ascii="Adani" w:hAnsi="Adani"/>
+                <w:b w:val="0"/>
+                <w:sz w:val="18"/>
+                <w:u w:val="none"/>
+              </w:rPr>
+              <w:t>11</w:t>
             </w:r>
           </w:p>
         </w:tc>
@@ -2437,7 +2130,7 @@
                 <w:sz w:val="18"/>
                 <w:u w:val="none"/>
               </w:rPr>
-              <w:t>Date:   07th May, 2026</w:t>
+              <w:t>Date:   15th May, 2026</w:t>
             </w:r>
           </w:p>
         </w:tc>
@@ -2703,174 +2396,441 @@
         <w:t>:</w:t>
       </w:r>
     </w:p>
-    <w:p>
-      <w:pPr>
-        <w:pStyle w:val="ListNumber"/>
-        <w:spacing w:before="0" w:after="40"/>
-        <w:ind w:left="720"/>
-      </w:pPr>
-      <w:r>
-        <w:rPr>
-          <w:rFonts w:ascii="Adani" w:hAnsi="Adani"/>
-          <w:b w:val="0"/>
-          <w:sz w:val="20"/>
-          <w:u w:val="none"/>
-        </w:rPr>
-        <w:t>Father</w:t>
-        <w:tab/>
-        <w:tab/>
-        <w:t>:</w:t>
-        <w:tab/>
-        <w:t>NIL</w:t>
-      </w:r>
-    </w:p>
-    <w:p>
-      <w:pPr>
-        <w:pStyle w:val="ListNumber"/>
-        <w:spacing w:before="0" w:after="40"/>
-        <w:ind w:left="720"/>
-      </w:pPr>
-      <w:r>
-        <w:rPr>
-          <w:rFonts w:ascii="Adani" w:hAnsi="Adani"/>
-          <w:b w:val="0"/>
-          <w:sz w:val="20"/>
-          <w:u w:val="none"/>
-        </w:rPr>
-        <w:t>Mother</w:t>
-        <w:tab/>
-        <w:tab/>
-        <w:t>:</w:t>
-        <w:tab/>
-        <w:t>NIL</w:t>
-      </w:r>
-    </w:p>
-    <w:p>
-      <w:pPr>
-        <w:pStyle w:val="ListNumber"/>
-        <w:spacing w:before="0" w:after="40"/>
-        <w:ind w:left="720"/>
-      </w:pPr>
-      <w:r>
-        <w:rPr>
-          <w:rFonts w:ascii="Adani" w:hAnsi="Adani"/>
-          <w:b w:val="0"/>
-          <w:sz w:val="20"/>
-          <w:u w:val="none"/>
-        </w:rPr>
-        <w:t>Son</w:t>
-        <w:tab/>
-        <w:tab/>
-        <w:t>:</w:t>
-        <w:tab/>
-        <w:t>NIL</w:t>
-      </w:r>
-    </w:p>
-    <w:p>
-      <w:pPr>
-        <w:pStyle w:val="ListNumber"/>
-        <w:spacing w:before="0" w:after="40"/>
-        <w:ind w:left="720"/>
-      </w:pPr>
-      <w:r>
-        <w:rPr>
-          <w:rFonts w:ascii="Adani" w:hAnsi="Adani"/>
-          <w:b w:val="0"/>
-          <w:sz w:val="20"/>
-          <w:u w:val="none"/>
-        </w:rPr>
-        <w:t>Son's Wife</w:t>
-        <w:tab/>
-        <w:tab/>
-        <w:t>:</w:t>
-        <w:tab/>
-        <w:t>NIL</w:t>
-      </w:r>
-    </w:p>
-    <w:p>
-      <w:pPr>
-        <w:pStyle w:val="ListNumber"/>
-        <w:spacing w:before="0" w:after="40"/>
-        <w:ind w:left="720"/>
-      </w:pPr>
-      <w:r>
-        <w:rPr>
-          <w:rFonts w:ascii="Adani" w:hAnsi="Adani"/>
-          <w:b w:val="0"/>
-          <w:sz w:val="20"/>
-          <w:u w:val="none"/>
-        </w:rPr>
-        <w:t>Daughter</w:t>
-        <w:tab/>
-        <w:tab/>
-        <w:t>:</w:t>
-        <w:tab/>
-        <w:t>NIL</w:t>
-      </w:r>
-    </w:p>
-    <w:p>
-      <w:pPr>
-        <w:pStyle w:val="ListNumber"/>
-        <w:spacing w:before="0" w:after="40"/>
-        <w:ind w:left="720"/>
-      </w:pPr>
-      <w:r>
-        <w:rPr>
-          <w:rFonts w:ascii="Adani" w:hAnsi="Adani"/>
-          <w:b w:val="0"/>
-          <w:sz w:val="20"/>
-          <w:u w:val="none"/>
-        </w:rPr>
-        <w:t>Daughter's Husband</w:t>
-        <w:tab/>
-        <w:tab/>
-        <w:t>:</w:t>
-        <w:tab/>
-        <w:t>NIL</w:t>
-      </w:r>
-    </w:p>
-    <w:p>
-      <w:pPr>
-        <w:pStyle w:val="ListNumber"/>
-        <w:spacing w:before="0" w:after="40"/>
-        <w:ind w:left="720"/>
-      </w:pPr>
-      <w:r>
-        <w:rPr>
-          <w:rFonts w:ascii="Adani" w:hAnsi="Adani"/>
-          <w:b w:val="0"/>
-          <w:sz w:val="20"/>
-          <w:u w:val="none"/>
-        </w:rPr>
-        <w:t>Brother</w:t>
-        <w:tab/>
-        <w:tab/>
-        <w:t>:</w:t>
-        <w:tab/>
-        <w:t>NIL</w:t>
-      </w:r>
-    </w:p>
-    <w:p>
-      <w:pPr>
-        <w:pStyle w:val="ListNumber"/>
-        <w:spacing w:before="0" w:after="40"/>
-        <w:ind w:left="720"/>
-      </w:pPr>
-      <w:r>
-        <w:rPr>
-          <w:rFonts w:ascii="Adani" w:hAnsi="Adani"/>
-          <w:b w:val="0"/>
-          <w:sz w:val="20"/>
-          <w:u w:val="none"/>
-        </w:rPr>
-        <w:t>Sister</w:t>
-        <w:tab/>
-        <w:tab/>
-        <w:t>:</w:t>
-        <w:tab/>
-        <w:t>NIL</w:t>
-      </w:r>
-    </w:p>
+    <w:tbl>
+      <w:tblPr>
+        <w:tblW w:type="auto" w:w="0"/>
+        <w:jc w:val="left"/>
+        <w:tblLook w:firstColumn="1" w:firstRow="1" w:lastColumn="0" w:lastRow="0" w:noHBand="0" w:noVBand="1" w:val="04A0"/>
+      </w:tblPr>
+      <w:tblGrid>
+        <w:gridCol w:w="4536"/>
+        <w:gridCol w:w="4536"/>
+      </w:tblGrid>
+      <w:tr>
+        <w:tc>
+          <w:tcPr>
+            <w:tcW w:type="dxa" w:w="4536"/>
+            <w:tcBorders>
+              <w:top w:val="none"/>
+              <w:bottom w:val="none"/>
+              <w:left w:val="none"/>
+              <w:right w:val="none"/>
+            </w:tcBorders>
+          </w:tcPr>
+          <w:p>
+            <w:pPr>
+              <w:ind w:left="720"/>
+            </w:pPr>
+            <w:r>
+              <w:rPr>
+                <w:rFonts w:ascii="Adani" w:hAnsi="Adani"/>
+                <w:b w:val="0"/>
+                <w:sz w:val="20"/>
+                <w:u w:val="none"/>
+              </w:rPr>
+              <w:t>1.</w:t>
+              <w:tab/>
+              <w:t>Father</w:t>
+              <w:tab/>
+              <w:t>:</w:t>
+            </w:r>
+          </w:p>
+        </w:tc>
+        <w:tc>
+          <w:tcPr>
+            <w:tcW w:type="dxa" w:w="4536"/>
+            <w:tcBorders>
+              <w:top w:val="none"/>
+              <w:bottom w:val="none"/>
+              <w:left w:val="none"/>
+              <w:right w:val="none"/>
+            </w:tcBorders>
+          </w:tcPr>
+          <w:p>
+            <w:r>
+              <w:rPr>
+                <w:rFonts w:ascii="Adani" w:hAnsi="Adani"/>
+                <w:b w:val="0"/>
+                <w:sz w:val="20"/>
+                <w:u w:val="none"/>
+              </w:rPr>
+              <w:t>NIL</w:t>
+            </w:r>
+          </w:p>
+        </w:tc>
+      </w:tr>
+      <w:tr>
+        <w:tc>
+          <w:tcPr>
+            <w:tcW w:type="dxa" w:w="4536"/>
+            <w:tcBorders>
+              <w:top w:val="none"/>
+              <w:bottom w:val="none"/>
+              <w:left w:val="none"/>
+              <w:right w:val="none"/>
+            </w:tcBorders>
+          </w:tcPr>
+          <w:p>
+            <w:pPr>
+              <w:ind w:left="720"/>
+            </w:pPr>
+            <w:r>
+              <w:rPr>
+                <w:rFonts w:ascii="Adani" w:hAnsi="Adani"/>
+                <w:b w:val="0"/>
+                <w:sz w:val="20"/>
+                <w:u w:val="none"/>
+              </w:rPr>
+              <w:t>2.</w:t>
+              <w:tab/>
+              <w:t>Mother</w:t>
+              <w:tab/>
+              <w:t>:</w:t>
+            </w:r>
+          </w:p>
+        </w:tc>
+        <w:tc>
+          <w:tcPr>
+            <w:tcW w:type="dxa" w:w="4536"/>
+            <w:tcBorders>
+              <w:top w:val="none"/>
+              <w:bottom w:val="none"/>
+              <w:left w:val="none"/>
+              <w:right w:val="none"/>
+            </w:tcBorders>
+          </w:tcPr>
+          <w:p>
+            <w:r>
+              <w:rPr>
+                <w:rFonts w:ascii="Adani" w:hAnsi="Adani"/>
+                <w:b w:val="0"/>
+                <w:sz w:val="20"/>
+                <w:u w:val="none"/>
+              </w:rPr>
+              <w:t>NIL</w:t>
+            </w:r>
+          </w:p>
+        </w:tc>
+      </w:tr>
+      <w:tr>
+        <w:tc>
+          <w:tcPr>
+            <w:tcW w:type="dxa" w:w="4536"/>
+            <w:tcBorders>
+              <w:top w:val="none"/>
+              <w:bottom w:val="none"/>
+              <w:left w:val="none"/>
+              <w:right w:val="none"/>
+            </w:tcBorders>
+          </w:tcPr>
+          <w:p>
+            <w:pPr>
+              <w:ind w:left="720"/>
+            </w:pPr>
+            <w:r>
+              <w:rPr>
+                <w:rFonts w:ascii="Adani" w:hAnsi="Adani"/>
+                <w:b w:val="0"/>
+                <w:sz w:val="20"/>
+                <w:u w:val="none"/>
+              </w:rPr>
+              <w:t>3.</w:t>
+              <w:tab/>
+              <w:t>Son</w:t>
+              <w:tab/>
+              <w:t>:</w:t>
+            </w:r>
+          </w:p>
+        </w:tc>
+        <w:tc>
+          <w:tcPr>
+            <w:tcW w:type="dxa" w:w="4536"/>
+            <w:tcBorders>
+              <w:top w:val="none"/>
+              <w:bottom w:val="none"/>
+              <w:left w:val="none"/>
+              <w:right w:val="none"/>
+            </w:tcBorders>
+          </w:tcPr>
+          <w:p>
+            <w:r>
+              <w:rPr>
+                <w:rFonts w:ascii="Adani" w:hAnsi="Adani"/>
+                <w:b w:val="0"/>
+                <w:sz w:val="20"/>
+                <w:u w:val="none"/>
+              </w:rPr>
+              <w:t>NIL</w:t>
+            </w:r>
+          </w:p>
+        </w:tc>
+      </w:tr>
+      <w:tr>
+        <w:tc>
+          <w:tcPr>
+            <w:tcW w:type="dxa" w:w="4536"/>
+            <w:tcBorders>
+              <w:top w:val="none"/>
+              <w:bottom w:val="none"/>
+              <w:left w:val="none"/>
+              <w:right w:val="none"/>
+            </w:tcBorders>
+          </w:tcPr>
+          <w:p>
+            <w:pPr>
+              <w:ind w:left="720"/>
+            </w:pPr>
+            <w:r>
+              <w:rPr>
+                <w:rFonts w:ascii="Adani" w:hAnsi="Adani"/>
+                <w:b w:val="0"/>
+                <w:sz w:val="20"/>
+                <w:u w:val="none"/>
+              </w:rPr>
+              <w:t>4.</w:t>
+              <w:tab/>
+              <w:t>Son's Wife</w:t>
+              <w:tab/>
+              <w:t>:</w:t>
+            </w:r>
+          </w:p>
+        </w:tc>
+        <w:tc>
+          <w:tcPr>
+            <w:tcW w:type="dxa" w:w="4536"/>
+            <w:tcBorders>
+              <w:top w:val="none"/>
+              <w:bottom w:val="none"/>
+              <w:left w:val="none"/>
+              <w:right w:val="none"/>
+            </w:tcBorders>
+          </w:tcPr>
+          <w:p>
+            <w:r>
+              <w:rPr>
+                <w:rFonts w:ascii="Adani" w:hAnsi="Adani"/>
+                <w:b w:val="0"/>
+                <w:sz w:val="20"/>
+                <w:u w:val="none"/>
+              </w:rPr>
+              <w:t>NIL</w:t>
+            </w:r>
+          </w:p>
+        </w:tc>
+      </w:tr>
+      <w:tr>
+        <w:tc>
+          <w:tcPr>
+            <w:tcW w:type="dxa" w:w="4536"/>
+            <w:tcBorders>
+              <w:top w:val="none"/>
+              <w:bottom w:val="none"/>
+              <w:left w:val="none"/>
+              <w:right w:val="none"/>
+            </w:tcBorders>
+          </w:tcPr>
+          <w:p>
+            <w:pPr>
+              <w:ind w:left="720"/>
+            </w:pPr>
+            <w:r>
+              <w:rPr>
+                <w:rFonts w:ascii="Adani" w:hAnsi="Adani"/>
+                <w:b w:val="0"/>
+                <w:sz w:val="20"/>
+                <w:u w:val="none"/>
+              </w:rPr>
+              <w:t>5.</w:t>
+              <w:tab/>
+              <w:t>Daughter</w:t>
+              <w:tab/>
+              <w:t>:</w:t>
+            </w:r>
+          </w:p>
+        </w:tc>
+        <w:tc>
+          <w:tcPr>
+            <w:tcW w:type="dxa" w:w="4536"/>
+            <w:tcBorders>
+              <w:top w:val="none"/>
+              <w:bottom w:val="none"/>
+              <w:left w:val="none"/>
+              <w:right w:val="none"/>
+            </w:tcBorders>
+          </w:tcPr>
+          <w:p>
+            <w:r>
+              <w:rPr>
+                <w:rFonts w:ascii="Adani" w:hAnsi="Adani"/>
+                <w:b w:val="0"/>
+                <w:sz w:val="20"/>
+                <w:u w:val="none"/>
+              </w:rPr>
+              <w:t>NIL</w:t>
+            </w:r>
+          </w:p>
+        </w:tc>
+      </w:tr>
+      <w:tr>
+        <w:tc>
+          <w:tcPr>
+            <w:tcW w:type="dxa" w:w="4536"/>
+            <w:tcBorders>
+              <w:top w:val="none"/>
+              <w:bottom w:val="none"/>
+              <w:left w:val="none"/>
+              <w:right w:val="none"/>
+            </w:tcBorders>
+          </w:tcPr>
+          <w:p>
+            <w:pPr>
+              <w:ind w:left="720"/>
+            </w:pPr>
+            <w:r>
+              <w:rPr>
+                <w:rFonts w:ascii="Adani" w:hAnsi="Adani"/>
+                <w:b w:val="0"/>
+                <w:sz w:val="20"/>
+                <w:u w:val="none"/>
+              </w:rPr>
+              <w:t>6.</w:t>
+              <w:tab/>
+              <w:t>Daughter's Husband</w:t>
+              <w:tab/>
+              <w:t>:</w:t>
+            </w:r>
+          </w:p>
+        </w:tc>
+        <w:tc>
+          <w:tcPr>
+            <w:tcW w:type="dxa" w:w="4536"/>
+            <w:tcBorders>
+              <w:top w:val="none"/>
+              <w:bottom w:val="none"/>
+              <w:left w:val="none"/>
+              <w:right w:val="none"/>
+            </w:tcBorders>
+          </w:tcPr>
+          <w:p>
+            <w:r>
+              <w:rPr>
+                <w:rFonts w:ascii="Adani" w:hAnsi="Adani"/>
+                <w:b w:val="0"/>
+                <w:sz w:val="20"/>
+                <w:u w:val="none"/>
+              </w:rPr>
+              <w:t>NIL</w:t>
+            </w:r>
+          </w:p>
+        </w:tc>
+      </w:tr>
+      <w:tr>
+        <w:tc>
+          <w:tcPr>
+            <w:tcW w:type="dxa" w:w="4536"/>
+            <w:tcBorders>
+              <w:top w:val="none"/>
+              <w:bottom w:val="none"/>
+              <w:left w:val="none"/>
+              <w:right w:val="none"/>
+            </w:tcBorders>
+          </w:tcPr>
+          <w:p>
+            <w:pPr>
+              <w:ind w:left="720"/>
+            </w:pPr>
+            <w:r>
+              <w:rPr>
+                <w:rFonts w:ascii="Adani" w:hAnsi="Adani"/>
+                <w:b w:val="0"/>
+                <w:sz w:val="20"/>
+                <w:u w:val="none"/>
+              </w:rPr>
+              <w:t>7.</w:t>
+              <w:tab/>
+              <w:t>Brother</w:t>
+              <w:tab/>
+              <w:t>:</w:t>
+            </w:r>
+          </w:p>
+        </w:tc>
+        <w:tc>
+          <w:tcPr>
+            <w:tcW w:type="dxa" w:w="4536"/>
+            <w:tcBorders>
+              <w:top w:val="none"/>
+              <w:bottom w:val="none"/>
+              <w:left w:val="none"/>
+              <w:right w:val="none"/>
+            </w:tcBorders>
+          </w:tcPr>
+          <w:p>
+            <w:r>
+              <w:rPr>
+                <w:rFonts w:ascii="Adani" w:hAnsi="Adani"/>
+                <w:b w:val="0"/>
+                <w:sz w:val="20"/>
+                <w:u w:val="none"/>
+              </w:rPr>
+              <w:t>NIL</w:t>
+            </w:r>
+          </w:p>
+        </w:tc>
+      </w:tr>
+      <w:tr>
+        <w:tc>
+          <w:tcPr>
+            <w:tcW w:type="dxa" w:w="4536"/>
+            <w:tcBorders>
+              <w:top w:val="none"/>
+              <w:bottom w:val="none"/>
+              <w:left w:val="none"/>
+              <w:right w:val="none"/>
+            </w:tcBorders>
+          </w:tcPr>
+          <w:p>
+            <w:pPr>
+              <w:ind w:left="720"/>
+            </w:pPr>
+            <w:r>
+              <w:rPr>
+                <w:rFonts w:ascii="Adani" w:hAnsi="Adani"/>
+                <w:b w:val="0"/>
+                <w:sz w:val="20"/>
+                <w:u w:val="none"/>
+              </w:rPr>
+              <w:t>8.</w:t>
+              <w:tab/>
+              <w:t>Sister</w:t>
+              <w:tab/>
+              <w:t>:</w:t>
+            </w:r>
+          </w:p>
+        </w:tc>
+        <w:tc>
+          <w:tcPr>
+            <w:tcW w:type="dxa" w:w="4536"/>
+            <w:tcBorders>
+              <w:top w:val="none"/>
+              <w:bottom w:val="none"/>
+              <w:left w:val="none"/>
+              <w:right w:val="none"/>
+            </w:tcBorders>
+          </w:tcPr>
+          <w:p>
+            <w:r>
+              <w:rPr>
+                <w:rFonts w:ascii="Adani" w:hAnsi="Adani"/>
+                <w:b w:val="0"/>
+                <w:sz w:val="20"/>
+                <w:u w:val="none"/>
+              </w:rPr>
+              <w:t>NIL</w:t>
+            </w:r>
+          </w:p>
+        </w:tc>
+      </w:tr>
+    </w:tbl>
     <w:p/>
     <w:p>
       <w:pPr>
@@ -3207,7 +3167,7 @@
                 <w:sz w:val="18"/>
                 <w:u w:val="none"/>
               </w:rPr>
-              <w:t>Date:   07th May, 2026</w:t>
+              <w:t>Date:   15th May, 2026</w:t>
             </w:r>
           </w:p>
         </w:tc>
@@ -3368,7 +3328,7 @@
           <w:sz w:val="20"/>
           <w:u w:val="none"/>
         </w:rPr>
-        <w:t>07th May, 2026</w:t>
+        <w:t>15th May, 2026</w:t>
       </w:r>
     </w:p>
     <w:p>
@@ -3488,7 +3448,7 @@
           <w:sz w:val="20"/>
           <w:u w:val="none"/>
         </w:rPr>
-        <w:t>CLARIS LIMITED</w:t>
+        <w:t>JM FINANCIAL CAPITAL LIMITED</w:t>
       </w:r>
     </w:p>
     <w:p>
@@ -3503,7 +3463,7 @@
           <w:sz w:val="20"/>
           <w:u w:val="none"/>
         </w:rPr>
-        <w:t>MAHINDRA SUSTEN PRIVATE LIMITED</w:t>
+        <w:t>CLARIS LIFESCIENCES LIMITED</w:t>
       </w:r>
     </w:p>
     <w:p>
@@ -3518,37 +3478,7 @@
           <w:sz w:val="20"/>
           <w:u w:val="none"/>
         </w:rPr>
-        <w:t>JM FINANCIAL CREDIT SOLUTIONS LIMITED</w:t>
-      </w:r>
-    </w:p>
-    <w:p>
-      <w:pPr>
-        <w:spacing w:before="0" w:after="20"/>
-        <w:jc w:val="left"/>
-      </w:pPr>
-      <w:r>
-        <w:rPr>
-          <w:rFonts w:ascii="Adani" w:hAnsi="Adani"/>
-          <w:b/>
-          <w:sz w:val="20"/>
-          <w:u w:val="none"/>
-        </w:rPr>
-        <w:t>MARATHON NEXTGEN REALTY LIMITED</w:t>
-      </w:r>
-    </w:p>
-    <w:p>
-      <w:pPr>
-        <w:spacing w:before="0" w:after="20"/>
-        <w:jc w:val="left"/>
-      </w:pPr>
-      <w:r>
-        <w:rPr>
-          <w:rFonts w:ascii="Adani" w:hAnsi="Adani"/>
-          <w:b/>
-          <w:sz w:val="20"/>
-          <w:u w:val="none"/>
-        </w:rPr>
-        <w:t>JM FINANCIAL SERVICES LIMITED</w:t>
+        <w:t>MACRO INVESTMENT &amp; FINANCIAL CONSULTANTS PRIVATE LIMITED</w:t>
       </w:r>
     </w:p>
     <w:p>
@@ -3564,6 +3494,21 @@
           <w:u w:val="none"/>
         </w:rPr>
         <w:t>LANDMARK BUSINESS SERVICE CENTRE PRIVATE LIMITED</w:t>
+      </w:r>
+    </w:p>
+    <w:p>
+      <w:pPr>
+        <w:spacing w:before="0" w:after="20"/>
+        <w:jc w:val="left"/>
+      </w:pPr>
+      <w:r>
+        <w:rPr>
+          <w:rFonts w:ascii="Adani" w:hAnsi="Adani"/>
+          <w:b/>
+          <w:sz w:val="20"/>
+          <w:u w:val="none"/>
+        </w:rPr>
+        <w:t>KNOWHOWHUBCOM PRIVATE LIMITED</w:t>
       </w:r>
     </w:p>
     <w:p>
@@ -3699,7 +3644,7 @@
           <w:sz w:val="20"/>
           <w:u w:val="none"/>
         </w:rPr>
-        <w:t>CLARIS LIMITED</w:t>
+        <w:t>JM FINANCIAL CAPITAL LIMITED</w:t>
       </w:r>
     </w:p>
     <w:p>
@@ -3714,37 +3659,7 @@
           <w:sz w:val="20"/>
           <w:u w:val="none"/>
         </w:rPr>
-        <w:t>JM FINANCIAL CREDIT SOLUTIONS LIMITED</w:t>
-      </w:r>
-    </w:p>
-    <w:p>
-      <w:pPr>
-        <w:spacing w:before="0" w:after="20"/>
-        <w:jc w:val="left"/>
-      </w:pPr>
-      <w:r>
-        <w:rPr>
-          <w:rFonts w:ascii="Adani" w:hAnsi="Adani"/>
-          <w:b w:val="0"/>
-          <w:sz w:val="20"/>
-          <w:u w:val="none"/>
-        </w:rPr>
-        <w:t>MARATHON NEXTGEN REALTY LIMITED</w:t>
-      </w:r>
-    </w:p>
-    <w:p>
-      <w:pPr>
-        <w:spacing w:before="0" w:after="20"/>
-        <w:jc w:val="left"/>
-      </w:pPr>
-      <w:r>
-        <w:rPr>
-          <w:rFonts w:ascii="Adani" w:hAnsi="Adani"/>
-          <w:b w:val="0"/>
-          <w:sz w:val="20"/>
-          <w:u w:val="none"/>
-        </w:rPr>
-        <w:t>JM FINANCIAL SERVICES LIMITED</w:t>
+        <w:t>CLARIS LIFESCIENCES LIMITED</w:t>
       </w:r>
     </w:p>
     <w:p>
@@ -3839,7 +3754,7 @@
           <w:sz w:val="20"/>
           <w:u w:val="none"/>
         </w:rPr>
-        <w:t>MAHINDRA SUSTEN PRIVATE LIMITED</w:t>
+        <w:t>MACRO INVESTMENT &amp; FINANCIAL CONSULTANTS PRIVATE LIMITED</w:t>
       </w:r>
     </w:p>
     <w:p>
@@ -3855,6 +3770,21 @@
           <w:u w:val="none"/>
         </w:rPr>
         <w:t>LANDMARK BUSINESS SERVICE CENTRE PRIVATE LIMITED</w:t>
+      </w:r>
+    </w:p>
+    <w:p>
+      <w:pPr>
+        <w:spacing w:before="0" w:after="20"/>
+        <w:jc w:val="left"/>
+      </w:pPr>
+      <w:r>
+        <w:rPr>
+          <w:rFonts w:ascii="Adani" w:hAnsi="Adani"/>
+          <w:b w:val="0"/>
+          <w:sz w:val="20"/>
+          <w:u w:val="none"/>
+        </w:rPr>
+        <w:t>KNOWHOWHUBCOM PRIVATE LIMITED</w:t>
       </w:r>
     </w:p>
     <w:p/>
@@ -4612,7 +4542,7 @@
                 <w:sz w:val="18"/>
                 <w:u w:val="none"/>
               </w:rPr>
-              <w:t>12</w:t>
+              <w:t>11</w:t>
             </w:r>
           </w:p>
         </w:tc>
@@ -5355,7 +5285,7 @@
                 <w:sz w:val="18"/>
                 <w:u w:val="none"/>
               </w:rPr>
-              <w:t>U11102GJ2013PLC076631</w:t>
+              <w:t>U65190MH2015PLC270754</w:t>
             </w:r>
           </w:p>
         </w:tc>
@@ -5383,7 +5313,7 @@
                 <w:sz w:val="18"/>
                 <w:u w:val="none"/>
               </w:rPr>
-              <w:t>CLARIS LIMITED</w:t>
+              <w:t>JM FINANCIAL CAPITAL LIMITED</w:t>
             </w:r>
           </w:p>
         </w:tc>
@@ -5439,7 +5369,7 @@
                 <w:sz w:val="18"/>
                 <w:u w:val="none"/>
               </w:rPr>
-              <w:t>25/04/2019</w:t>
+              <w:t>28/03/2018</w:t>
             </w:r>
           </w:p>
         </w:tc>
@@ -5469,7 +5399,7 @@
                 <w:sz w:val="18"/>
                 <w:u w:val="none"/>
               </w:rPr>
-              <w:t>U74990MH2010PTC207854</w:t>
+              <w:t>U85110GJ1994PLC022543</w:t>
             </w:r>
           </w:p>
         </w:tc>
@@ -5497,7 +5427,7 @@
                 <w:sz w:val="18"/>
                 <w:u w:val="none"/>
               </w:rPr>
-              <w:t>MAHINDRA SUSTEN PRIVATE LIMITED</w:t>
+              <w:t>CLARIS LIFESCIENCES LIMITED</w:t>
             </w:r>
           </w:p>
         </w:tc>
@@ -5553,7 +5483,7 @@
                 <w:sz w:val="18"/>
                 <w:u w:val="none"/>
               </w:rPr>
-              <w:t>01/11/2017</w:t>
+              <w:t>23/02/2013</w:t>
             </w:r>
           </w:p>
         </w:tc>
@@ -5583,7 +5513,7 @@
                 <w:sz w:val="18"/>
                 <w:u w:val="none"/>
               </w:rPr>
-              <w:t>U74140MH1980PLC022644</w:t>
+              <w:t>U65990MH1986PTC041204</w:t>
             </w:r>
           </w:p>
         </w:tc>
@@ -5611,7 +5541,7 @@
                 <w:sz w:val="18"/>
                 <w:u w:val="none"/>
               </w:rPr>
-              <w:t>JM FINANCIAL CREDIT SOLUTIONS LIMITED</w:t>
+              <w:t>MACRO INVESTMENT &amp; FINANCIAL CONSULTANTS PRIVATE LIMITED</w:t>
             </w:r>
           </w:p>
         </w:tc>
@@ -5667,235 +5597,7 @@
                 <w:sz w:val="18"/>
                 <w:u w:val="none"/>
               </w:rPr>
-              <w:t>29/03/2016</w:t>
-            </w:r>
-          </w:p>
-        </w:tc>
-      </w:tr>
-      <w:tr>
-        <w:tc>
-          <w:tcPr>
-            <w:tcW w:type="dxa" w:w="2268"/>
-            <w:shd w:val="clear" w:color="auto" w:fill="FFFFFF"/>
-            <w:tcBorders>
-              <w:top w:val="single" w:sz="4" w:space="0" w:color="000000"/>
-              <w:left w:val="single" w:sz="4" w:space="0" w:color="000000"/>
-              <w:bottom w:val="single" w:sz="4" w:space="0" w:color="000000"/>
-              <w:right w:val="single" w:sz="4" w:space="0" w:color="000000"/>
-            </w:tcBorders>
-            <w:vAlign w:val="center"/>
-          </w:tcPr>
-          <w:p>
-            <w:pPr>
-              <w:spacing w:before="40" w:after="40"/>
-              <w:jc w:val="left"/>
-            </w:pPr>
-            <w:r>
-              <w:rPr>
-                <w:rFonts w:ascii="Adani" w:hAnsi="Adani"/>
-                <w:b w:val="0"/>
-                <w:sz w:val="18"/>
-                <w:u w:val="none"/>
-              </w:rPr>
-              <w:t>L65990MH1978PLC020080</w:t>
-            </w:r>
-          </w:p>
-        </w:tc>
-        <w:tc>
-          <w:tcPr>
-            <w:tcW w:type="dxa" w:w="4252"/>
-            <w:shd w:val="clear" w:color="auto" w:fill="FFFFFF"/>
-            <w:tcBorders>
-              <w:top w:val="single" w:sz="4" w:space="0" w:color="000000"/>
-              <w:left w:val="single" w:sz="4" w:space="0" w:color="000000"/>
-              <w:bottom w:val="single" w:sz="4" w:space="0" w:color="000000"/>
-              <w:right w:val="single" w:sz="4" w:space="0" w:color="000000"/>
-            </w:tcBorders>
-            <w:vAlign w:val="center"/>
-          </w:tcPr>
-          <w:p>
-            <w:pPr>
-              <w:spacing w:before="40" w:after="40"/>
-              <w:jc w:val="left"/>
-            </w:pPr>
-            <w:r>
-              <w:rPr>
-                <w:rFonts w:ascii="Adani" w:hAnsi="Adani"/>
-                <w:b w:val="0"/>
-                <w:sz w:val="18"/>
-                <w:u w:val="none"/>
-              </w:rPr>
-              <w:t>MARATHON NEXTGEN REALTY LIMITED</w:t>
-            </w:r>
-          </w:p>
-        </w:tc>
-        <w:tc>
-          <w:tcPr>
-            <w:tcW w:type="dxa" w:w="1587"/>
-            <w:shd w:val="clear" w:color="auto" w:fill="FFFFFF"/>
-            <w:tcBorders>
-              <w:top w:val="single" w:sz="4" w:space="0" w:color="000000"/>
-              <w:left w:val="single" w:sz="4" w:space="0" w:color="000000"/>
-              <w:bottom w:val="single" w:sz="4" w:space="0" w:color="000000"/>
-              <w:right w:val="single" w:sz="4" w:space="0" w:color="000000"/>
-            </w:tcBorders>
-            <w:vAlign w:val="center"/>
-          </w:tcPr>
-          <w:p>
-            <w:pPr>
-              <w:spacing w:before="40" w:after="40"/>
-              <w:jc w:val="left"/>
-            </w:pPr>
-            <w:r>
-              <w:rPr>
-                <w:rFonts w:ascii="Adani" w:hAnsi="Adani"/>
-                <w:b w:val="0"/>
-                <w:sz w:val="18"/>
-                <w:u w:val="none"/>
-              </w:rPr>
-              <w:t>Director</w:t>
-            </w:r>
-          </w:p>
-        </w:tc>
-        <w:tc>
-          <w:tcPr>
-            <w:tcW w:type="dxa" w:w="1304"/>
-            <w:shd w:val="clear" w:color="auto" w:fill="FFFFFF"/>
-            <w:tcBorders>
-              <w:top w:val="single" w:sz="4" w:space="0" w:color="000000"/>
-              <w:left w:val="single" w:sz="4" w:space="0" w:color="000000"/>
-              <w:bottom w:val="single" w:sz="4" w:space="0" w:color="000000"/>
-              <w:right w:val="single" w:sz="4" w:space="0" w:color="000000"/>
-            </w:tcBorders>
-            <w:vAlign w:val="center"/>
-          </w:tcPr>
-          <w:p>
-            <w:pPr>
-              <w:spacing w:before="40" w:after="40"/>
-              <w:jc w:val="left"/>
-            </w:pPr>
-            <w:r>
-              <w:rPr>
-                <w:rFonts w:ascii="Adani" w:hAnsi="Adani"/>
-                <w:b w:val="0"/>
-                <w:sz w:val="18"/>
-                <w:u w:val="none"/>
-              </w:rPr>
-              <w:t>28/08/2015</w:t>
-            </w:r>
-          </w:p>
-        </w:tc>
-      </w:tr>
-      <w:tr>
-        <w:tc>
-          <w:tcPr>
-            <w:tcW w:type="dxa" w:w="2268"/>
-            <w:shd w:val="clear" w:color="auto" w:fill="FFFFFF"/>
-            <w:tcBorders>
-              <w:top w:val="single" w:sz="4" w:space="0" w:color="000000"/>
-              <w:left w:val="single" w:sz="4" w:space="0" w:color="000000"/>
-              <w:bottom w:val="single" w:sz="4" w:space="0" w:color="000000"/>
-              <w:right w:val="single" w:sz="4" w:space="0" w:color="000000"/>
-            </w:tcBorders>
-            <w:vAlign w:val="center"/>
-          </w:tcPr>
-          <w:p>
-            <w:pPr>
-              <w:spacing w:before="40" w:after="40"/>
-              <w:jc w:val="left"/>
-            </w:pPr>
-            <w:r>
-              <w:rPr>
-                <w:rFonts w:ascii="Adani" w:hAnsi="Adani"/>
-                <w:b w:val="0"/>
-                <w:sz w:val="18"/>
-                <w:u w:val="none"/>
-              </w:rPr>
-              <w:t>U67120MH1998PLC115415</w:t>
-            </w:r>
-          </w:p>
-        </w:tc>
-        <w:tc>
-          <w:tcPr>
-            <w:tcW w:type="dxa" w:w="4252"/>
-            <w:shd w:val="clear" w:color="auto" w:fill="FFFFFF"/>
-            <w:tcBorders>
-              <w:top w:val="single" w:sz="4" w:space="0" w:color="000000"/>
-              <w:left w:val="single" w:sz="4" w:space="0" w:color="000000"/>
-              <w:bottom w:val="single" w:sz="4" w:space="0" w:color="000000"/>
-              <w:right w:val="single" w:sz="4" w:space="0" w:color="000000"/>
-            </w:tcBorders>
-            <w:vAlign w:val="center"/>
-          </w:tcPr>
-          <w:p>
-            <w:pPr>
-              <w:spacing w:before="40" w:after="40"/>
-              <w:jc w:val="left"/>
-            </w:pPr>
-            <w:r>
-              <w:rPr>
-                <w:rFonts w:ascii="Adani" w:hAnsi="Adani"/>
-                <w:b w:val="0"/>
-                <w:sz w:val="18"/>
-                <w:u w:val="none"/>
-              </w:rPr>
-              <w:t>JM FINANCIAL SERVICES LIMITED</w:t>
-            </w:r>
-          </w:p>
-        </w:tc>
-        <w:tc>
-          <w:tcPr>
-            <w:tcW w:type="dxa" w:w="1587"/>
-            <w:shd w:val="clear" w:color="auto" w:fill="FFFFFF"/>
-            <w:tcBorders>
-              <w:top w:val="single" w:sz="4" w:space="0" w:color="000000"/>
-              <w:left w:val="single" w:sz="4" w:space="0" w:color="000000"/>
-              <w:bottom w:val="single" w:sz="4" w:space="0" w:color="000000"/>
-              <w:right w:val="single" w:sz="4" w:space="0" w:color="000000"/>
-            </w:tcBorders>
-            <w:vAlign w:val="center"/>
-          </w:tcPr>
-          <w:p>
-            <w:pPr>
-              <w:spacing w:before="40" w:after="40"/>
-              <w:jc w:val="left"/>
-            </w:pPr>
-            <w:r>
-              <w:rPr>
-                <w:rFonts w:ascii="Adani" w:hAnsi="Adani"/>
-                <w:b w:val="0"/>
-                <w:sz w:val="18"/>
-                <w:u w:val="none"/>
-              </w:rPr>
-              <w:t>Director</w:t>
-            </w:r>
-          </w:p>
-        </w:tc>
-        <w:tc>
-          <w:tcPr>
-            <w:tcW w:type="dxa" w:w="1304"/>
-            <w:shd w:val="clear" w:color="auto" w:fill="FFFFFF"/>
-            <w:tcBorders>
-              <w:top w:val="single" w:sz="4" w:space="0" w:color="000000"/>
-              <w:left w:val="single" w:sz="4" w:space="0" w:color="000000"/>
-              <w:bottom w:val="single" w:sz="4" w:space="0" w:color="000000"/>
-              <w:right w:val="single" w:sz="4" w:space="0" w:color="000000"/>
-            </w:tcBorders>
-            <w:vAlign w:val="center"/>
-          </w:tcPr>
-          <w:p>
-            <w:pPr>
-              <w:spacing w:before="40" w:after="40"/>
-              <w:jc w:val="left"/>
-            </w:pPr>
-            <w:r>
-              <w:rPr>
-                <w:rFonts w:ascii="Adani" w:hAnsi="Adani"/>
-                <w:b w:val="0"/>
-                <w:sz w:val="18"/>
-                <w:u w:val="none"/>
-              </w:rPr>
-              <w:t>18/11/2014</w:t>
+              <w:t>30/11/2012</w:t>
             </w:r>
           </w:p>
         </w:tc>
@@ -6010,6 +5712,120 @@
                 <w:u w:val="none"/>
               </w:rPr>
               <w:t>30/11/2012</w:t>
+            </w:r>
+          </w:p>
+        </w:tc>
+      </w:tr>
+      <w:tr>
+        <w:tc>
+          <w:tcPr>
+            <w:tcW w:type="dxa" w:w="2268"/>
+            <w:shd w:val="clear" w:color="auto" w:fill="FFFFFF"/>
+            <w:tcBorders>
+              <w:top w:val="single" w:sz="4" w:space="0" w:color="000000"/>
+              <w:left w:val="single" w:sz="4" w:space="0" w:color="000000"/>
+              <w:bottom w:val="single" w:sz="4" w:space="0" w:color="000000"/>
+              <w:right w:val="single" w:sz="4" w:space="0" w:color="000000"/>
+            </w:tcBorders>
+            <w:vAlign w:val="center"/>
+          </w:tcPr>
+          <w:p>
+            <w:pPr>
+              <w:spacing w:before="40" w:after="40"/>
+              <w:jc w:val="left"/>
+            </w:pPr>
+            <w:r>
+              <w:rPr>
+                <w:rFonts w:ascii="Adani" w:hAnsi="Adani"/>
+                <w:b w:val="0"/>
+                <w:sz w:val="18"/>
+                <w:u w:val="none"/>
+              </w:rPr>
+              <w:t>U65990MH1986PTC041900</w:t>
+            </w:r>
+          </w:p>
+        </w:tc>
+        <w:tc>
+          <w:tcPr>
+            <w:tcW w:type="dxa" w:w="4252"/>
+            <w:shd w:val="clear" w:color="auto" w:fill="FFFFFF"/>
+            <w:tcBorders>
+              <w:top w:val="single" w:sz="4" w:space="0" w:color="000000"/>
+              <w:left w:val="single" w:sz="4" w:space="0" w:color="000000"/>
+              <w:bottom w:val="single" w:sz="4" w:space="0" w:color="000000"/>
+              <w:right w:val="single" w:sz="4" w:space="0" w:color="000000"/>
+            </w:tcBorders>
+            <w:vAlign w:val="center"/>
+          </w:tcPr>
+          <w:p>
+            <w:pPr>
+              <w:spacing w:before="40" w:after="40"/>
+              <w:jc w:val="left"/>
+            </w:pPr>
+            <w:r>
+              <w:rPr>
+                <w:rFonts w:ascii="Adani" w:hAnsi="Adani"/>
+                <w:b w:val="0"/>
+                <w:sz w:val="18"/>
+                <w:u w:val="none"/>
+              </w:rPr>
+              <w:t>KNOWHOWHUBCOM PRIVATE LIMITED</w:t>
+            </w:r>
+          </w:p>
+        </w:tc>
+        <w:tc>
+          <w:tcPr>
+            <w:tcW w:type="dxa" w:w="1587"/>
+            <w:shd w:val="clear" w:color="auto" w:fill="FFFFFF"/>
+            <w:tcBorders>
+              <w:top w:val="single" w:sz="4" w:space="0" w:color="000000"/>
+              <w:left w:val="single" w:sz="4" w:space="0" w:color="000000"/>
+              <w:bottom w:val="single" w:sz="4" w:space="0" w:color="000000"/>
+              <w:right w:val="single" w:sz="4" w:space="0" w:color="000000"/>
+            </w:tcBorders>
+            <w:vAlign w:val="center"/>
+          </w:tcPr>
+          <w:p>
+            <w:pPr>
+              <w:spacing w:before="40" w:after="40"/>
+              <w:jc w:val="left"/>
+            </w:pPr>
+            <w:r>
+              <w:rPr>
+                <w:rFonts w:ascii="Adani" w:hAnsi="Adani"/>
+                <w:b w:val="0"/>
+                <w:sz w:val="18"/>
+                <w:u w:val="none"/>
+              </w:rPr>
+              <w:t>Director</w:t>
+            </w:r>
+          </w:p>
+        </w:tc>
+        <w:tc>
+          <w:tcPr>
+            <w:tcW w:type="dxa" w:w="1304"/>
+            <w:shd w:val="clear" w:color="auto" w:fill="FFFFFF"/>
+            <w:tcBorders>
+              <w:top w:val="single" w:sz="4" w:space="0" w:color="000000"/>
+              <w:left w:val="single" w:sz="4" w:space="0" w:color="000000"/>
+              <w:bottom w:val="single" w:sz="4" w:space="0" w:color="000000"/>
+              <w:right w:val="single" w:sz="4" w:space="0" w:color="000000"/>
+            </w:tcBorders>
+            <w:vAlign w:val="center"/>
+          </w:tcPr>
+          <w:p>
+            <w:pPr>
+              <w:spacing w:before="40" w:after="40"/>
+              <w:jc w:val="left"/>
+            </w:pPr>
+            <w:r>
+              <w:rPr>
+                <w:rFonts w:ascii="Adani" w:hAnsi="Adani"/>
+                <w:b w:val="0"/>
+                <w:sz w:val="18"/>
+                <w:u w:val="none"/>
+              </w:rPr>
+              <w:t>19/04/2010</w:t>
             </w:r>
           </w:p>
         </w:tc>

--- a/Backend/Director_Disclosure/Output_Disclosures/2024-25/AWL_AGRI_BUSINESS_LIMITED/MBP-1/MBP1_ANUP_PRAVIN_SHAH_00293207.docx
+++ b/Backend/Director_Disclosure/Output_Disclosures/2024-25/AWL_AGRI_BUSINESS_LIMITED/MBP-1/MBP1_ANUP_PRAVIN_SHAH_00293207.docx
@@ -2130,7 +2130,7 @@
                 <w:sz w:val="18"/>
                 <w:u w:val="none"/>
               </w:rPr>
-              <w:t>Date:   15th May, 2026</w:t>
+              <w:t>Date:   27th May, 2026</w:t>
             </w:r>
           </w:p>
         </w:tc>
@@ -3167,7 +3167,7 @@
                 <w:sz w:val="18"/>
                 <w:u w:val="none"/>
               </w:rPr>
-              <w:t>Date:   15th May, 2026</w:t>
+              <w:t>Date:   27th May, 2026</w:t>
             </w:r>
           </w:p>
         </w:tc>
@@ -3328,7 +3328,7 @@
           <w:sz w:val="20"/>
           <w:u w:val="none"/>
         </w:rPr>
-        <w:t>15th May, 2026</w:t>
+        <w:t>27th May, 2026</w:t>
       </w:r>
     </w:p>
     <w:p>

--- a/Backend/Director_Disclosure/Output_Disclosures/2024-25/AWL_AGRI_BUSINESS_LIMITED/MBP-1/MBP1_ANUP_PRAVIN_SHAH_00293207.docx
+++ b/Backend/Director_Disclosure/Output_Disclosures/2024-25/AWL_AGRI_BUSINESS_LIMITED/MBP-1/MBP1_ANUP_PRAVIN_SHAH_00293207.docx
@@ -417,7 +417,7 @@
                 <w:sz w:val="18"/>
                 <w:u w:val="none"/>
               </w:rPr>
-              <w:t>Additional Director</w:t>
+              <w:t>Director</w:t>
             </w:r>
           </w:p>
         </w:tc>
@@ -473,7 +473,7 @@
                 <w:sz w:val="18"/>
                 <w:u w:val="none"/>
               </w:rPr>
-              <w:t>18/10/2024</w:t>
+              <w:t>17/01/2025</w:t>
             </w:r>
           </w:p>
         </w:tc>
@@ -504,6 +504,148 @@
                 <w:u w:val="none"/>
               </w:rPr>
               <w:t>2</w:t>
+            </w:r>
+          </w:p>
+        </w:tc>
+        <w:tc>
+          <w:tcPr>
+            <w:tcW w:type="dxa" w:w="3969"/>
+            <w:shd w:val="clear" w:color="auto" w:fill="FFFFFF"/>
+            <w:tcBorders>
+              <w:top w:val="single" w:sz="4" w:space="0" w:color="000000"/>
+              <w:left w:val="single" w:sz="4" w:space="0" w:color="000000"/>
+              <w:bottom w:val="single" w:sz="4" w:space="0" w:color="000000"/>
+              <w:right w:val="single" w:sz="4" w:space="0" w:color="000000"/>
+            </w:tcBorders>
+            <w:vAlign w:val="center"/>
+          </w:tcPr>
+          <w:p>
+            <w:pPr>
+              <w:spacing w:before="40" w:after="40"/>
+              <w:jc w:val="left"/>
+            </w:pPr>
+            <w:r>
+              <w:rPr>
+                <w:rFonts w:ascii="Adani" w:hAnsi="Adani"/>
+                <w:b w:val="0"/>
+                <w:sz w:val="18"/>
+                <w:u w:val="none"/>
+              </w:rPr>
+              <w:t>JM FINANCIAL TRUSTEE COMPANY PRIVATE LIMITED</w:t>
+            </w:r>
+          </w:p>
+        </w:tc>
+        <w:tc>
+          <w:tcPr>
+            <w:tcW w:type="dxa" w:w="1814"/>
+            <w:shd w:val="clear" w:color="auto" w:fill="FFFFFF"/>
+            <w:tcBorders>
+              <w:top w:val="single" w:sz="4" w:space="0" w:color="000000"/>
+              <w:left w:val="single" w:sz="4" w:space="0" w:color="000000"/>
+              <w:bottom w:val="single" w:sz="4" w:space="0" w:color="000000"/>
+              <w:right w:val="single" w:sz="4" w:space="0" w:color="000000"/>
+            </w:tcBorders>
+            <w:vAlign w:val="center"/>
+          </w:tcPr>
+          <w:p>
+            <w:pPr>
+              <w:spacing w:before="40" w:after="40"/>
+              <w:jc w:val="left"/>
+            </w:pPr>
+            <w:r>
+              <w:rPr>
+                <w:rFonts w:ascii="Adani" w:hAnsi="Adani"/>
+                <w:b w:val="0"/>
+                <w:sz w:val="18"/>
+                <w:u w:val="none"/>
+              </w:rPr>
+              <w:t>Director</w:t>
+            </w:r>
+          </w:p>
+        </w:tc>
+        <w:tc>
+          <w:tcPr>
+            <w:tcW w:type="dxa" w:w="1020"/>
+            <w:shd w:val="clear" w:color="auto" w:fill="FFFFFF"/>
+            <w:tcBorders>
+              <w:top w:val="single" w:sz="4" w:space="0" w:color="000000"/>
+              <w:left w:val="single" w:sz="4" w:space="0" w:color="000000"/>
+              <w:bottom w:val="single" w:sz="4" w:space="0" w:color="000000"/>
+              <w:right w:val="single" w:sz="4" w:space="0" w:color="000000"/>
+            </w:tcBorders>
+            <w:vAlign w:val="center"/>
+          </w:tcPr>
+          <w:p>
+            <w:pPr>
+              <w:spacing w:before="40" w:after="40"/>
+              <w:jc w:val="left"/>
+            </w:pPr>
+            <w:r>
+              <w:rPr>
+                <w:rFonts w:ascii="Adani" w:hAnsi="Adani"/>
+                <w:b w:val="0"/>
+                <w:sz w:val="18"/>
+                <w:u w:val="none"/>
+              </w:rPr>
+              <w:t>NIL</w:t>
+            </w:r>
+          </w:p>
+        </w:tc>
+        <w:tc>
+          <w:tcPr>
+            <w:tcW w:type="dxa" w:w="1247"/>
+            <w:shd w:val="clear" w:color="auto" w:fill="FFFFFF"/>
+            <w:tcBorders>
+              <w:top w:val="single" w:sz="4" w:space="0" w:color="000000"/>
+              <w:left w:val="single" w:sz="4" w:space="0" w:color="000000"/>
+              <w:bottom w:val="single" w:sz="4" w:space="0" w:color="000000"/>
+              <w:right w:val="single" w:sz="4" w:space="0" w:color="000000"/>
+            </w:tcBorders>
+            <w:vAlign w:val="center"/>
+          </w:tcPr>
+          <w:p>
+            <w:pPr>
+              <w:spacing w:before="40" w:after="40"/>
+              <w:jc w:val="left"/>
+            </w:pPr>
+            <w:r>
+              <w:rPr>
+                <w:rFonts w:ascii="Adani" w:hAnsi="Adani"/>
+                <w:b w:val="0"/>
+                <w:sz w:val="18"/>
+                <w:u w:val="none"/>
+              </w:rPr>
+              <w:t>15/07/2024</w:t>
+            </w:r>
+          </w:p>
+        </w:tc>
+      </w:tr>
+      <w:tr>
+        <w:tc>
+          <w:tcPr>
+            <w:tcW w:type="dxa" w:w="680"/>
+            <w:shd w:val="clear" w:color="auto" w:fill="FFFFFF"/>
+            <w:tcBorders>
+              <w:top w:val="single" w:sz="4" w:space="0" w:color="000000"/>
+              <w:left w:val="single" w:sz="4" w:space="0" w:color="000000"/>
+              <w:bottom w:val="single" w:sz="4" w:space="0" w:color="000000"/>
+              <w:right w:val="single" w:sz="4" w:space="0" w:color="000000"/>
+            </w:tcBorders>
+            <w:vAlign w:val="center"/>
+          </w:tcPr>
+          <w:p>
+            <w:pPr>
+              <w:spacing w:before="40" w:after="40"/>
+              <w:jc w:val="left"/>
+            </w:pPr>
+            <w:r>
+              <w:rPr>
+                <w:rFonts w:ascii="Adani" w:hAnsi="Adani"/>
+                <w:b w:val="0"/>
+                <w:sz w:val="18"/>
+                <w:u w:val="none"/>
+              </w:rPr>
+              <w:t>3</w:t>
             </w:r>
           </w:p>
         </w:tc>
@@ -616,148 +758,6 @@
                 <w:u w:val="none"/>
               </w:rPr>
               <w:t>05/12/2023</w:t>
-            </w:r>
-          </w:p>
-        </w:tc>
-      </w:tr>
-      <w:tr>
-        <w:tc>
-          <w:tcPr>
-            <w:tcW w:type="dxa" w:w="680"/>
-            <w:shd w:val="clear" w:color="auto" w:fill="FFFFFF"/>
-            <w:tcBorders>
-              <w:top w:val="single" w:sz="4" w:space="0" w:color="000000"/>
-              <w:left w:val="single" w:sz="4" w:space="0" w:color="000000"/>
-              <w:bottom w:val="single" w:sz="4" w:space="0" w:color="000000"/>
-              <w:right w:val="single" w:sz="4" w:space="0" w:color="000000"/>
-            </w:tcBorders>
-            <w:vAlign w:val="center"/>
-          </w:tcPr>
-          <w:p>
-            <w:pPr>
-              <w:spacing w:before="40" w:after="40"/>
-              <w:jc w:val="left"/>
-            </w:pPr>
-            <w:r>
-              <w:rPr>
-                <w:rFonts w:ascii="Adani" w:hAnsi="Adani"/>
-                <w:b w:val="0"/>
-                <w:sz w:val="18"/>
-                <w:u w:val="none"/>
-              </w:rPr>
-              <w:t>3</w:t>
-            </w:r>
-          </w:p>
-        </w:tc>
-        <w:tc>
-          <w:tcPr>
-            <w:tcW w:type="dxa" w:w="3969"/>
-            <w:shd w:val="clear" w:color="auto" w:fill="FFFFFF"/>
-            <w:tcBorders>
-              <w:top w:val="single" w:sz="4" w:space="0" w:color="000000"/>
-              <w:left w:val="single" w:sz="4" w:space="0" w:color="000000"/>
-              <w:bottom w:val="single" w:sz="4" w:space="0" w:color="000000"/>
-              <w:right w:val="single" w:sz="4" w:space="0" w:color="000000"/>
-            </w:tcBorders>
-            <w:vAlign w:val="center"/>
-          </w:tcPr>
-          <w:p>
-            <w:pPr>
-              <w:spacing w:before="40" w:after="40"/>
-              <w:jc w:val="left"/>
-            </w:pPr>
-            <w:r>
-              <w:rPr>
-                <w:rFonts w:ascii="Adani" w:hAnsi="Adani"/>
-                <w:b w:val="0"/>
-                <w:sz w:val="18"/>
-                <w:u w:val="none"/>
-              </w:rPr>
-              <w:t>JM FINANCIAL TRUSTEE COMPANY PRIVATE LIMITED</w:t>
-            </w:r>
-          </w:p>
-        </w:tc>
-        <w:tc>
-          <w:tcPr>
-            <w:tcW w:type="dxa" w:w="1814"/>
-            <w:shd w:val="clear" w:color="auto" w:fill="FFFFFF"/>
-            <w:tcBorders>
-              <w:top w:val="single" w:sz="4" w:space="0" w:color="000000"/>
-              <w:left w:val="single" w:sz="4" w:space="0" w:color="000000"/>
-              <w:bottom w:val="single" w:sz="4" w:space="0" w:color="000000"/>
-              <w:right w:val="single" w:sz="4" w:space="0" w:color="000000"/>
-            </w:tcBorders>
-            <w:vAlign w:val="center"/>
-          </w:tcPr>
-          <w:p>
-            <w:pPr>
-              <w:spacing w:before="40" w:after="40"/>
-              <w:jc w:val="left"/>
-            </w:pPr>
-            <w:r>
-              <w:rPr>
-                <w:rFonts w:ascii="Adani" w:hAnsi="Adani"/>
-                <w:b w:val="0"/>
-                <w:sz w:val="18"/>
-                <w:u w:val="none"/>
-              </w:rPr>
-              <w:t>Additional Director</w:t>
-            </w:r>
-          </w:p>
-        </w:tc>
-        <w:tc>
-          <w:tcPr>
-            <w:tcW w:type="dxa" w:w="1020"/>
-            <w:shd w:val="clear" w:color="auto" w:fill="FFFFFF"/>
-            <w:tcBorders>
-              <w:top w:val="single" w:sz="4" w:space="0" w:color="000000"/>
-              <w:left w:val="single" w:sz="4" w:space="0" w:color="000000"/>
-              <w:bottom w:val="single" w:sz="4" w:space="0" w:color="000000"/>
-              <w:right w:val="single" w:sz="4" w:space="0" w:color="000000"/>
-            </w:tcBorders>
-            <w:vAlign w:val="center"/>
-          </w:tcPr>
-          <w:p>
-            <w:pPr>
-              <w:spacing w:before="40" w:after="40"/>
-              <w:jc w:val="left"/>
-            </w:pPr>
-            <w:r>
-              <w:rPr>
-                <w:rFonts w:ascii="Adani" w:hAnsi="Adani"/>
-                <w:b w:val="0"/>
-                <w:sz w:val="18"/>
-                <w:u w:val="none"/>
-              </w:rPr>
-              <w:t>NIL</w:t>
-            </w:r>
-          </w:p>
-        </w:tc>
-        <w:tc>
-          <w:tcPr>
-            <w:tcW w:type="dxa" w:w="1247"/>
-            <w:shd w:val="clear" w:color="auto" w:fill="FFFFFF"/>
-            <w:tcBorders>
-              <w:top w:val="single" w:sz="4" w:space="0" w:color="000000"/>
-              <w:left w:val="single" w:sz="4" w:space="0" w:color="000000"/>
-              <w:bottom w:val="single" w:sz="4" w:space="0" w:color="000000"/>
-              <w:right w:val="single" w:sz="4" w:space="0" w:color="000000"/>
-            </w:tcBorders>
-            <w:vAlign w:val="center"/>
-          </w:tcPr>
-          <w:p>
-            <w:pPr>
-              <w:spacing w:before="40" w:after="40"/>
-              <w:jc w:val="left"/>
-            </w:pPr>
-            <w:r>
-              <w:rPr>
-                <w:rFonts w:ascii="Adani" w:hAnsi="Adani"/>
-                <w:b w:val="0"/>
-                <w:sz w:val="18"/>
-                <w:u w:val="none"/>
-              </w:rPr>
-              <w:t>31/08/2023</w:t>
             </w:r>
           </w:p>
         </w:tc>
@@ -1099,432 +1099,6 @@
                 <w:sz w:val="18"/>
                 <w:u w:val="none"/>
               </w:rPr>
-              <w:t>JM FINANCIAL CAPITAL LIMITED</w:t>
-            </w:r>
-          </w:p>
-        </w:tc>
-        <w:tc>
-          <w:tcPr>
-            <w:tcW w:type="dxa" w:w="1814"/>
-            <w:shd w:val="clear" w:color="auto" w:fill="FFFFFF"/>
-            <w:tcBorders>
-              <w:top w:val="single" w:sz="4" w:space="0" w:color="000000"/>
-              <w:left w:val="single" w:sz="4" w:space="0" w:color="000000"/>
-              <w:bottom w:val="single" w:sz="4" w:space="0" w:color="000000"/>
-              <w:right w:val="single" w:sz="4" w:space="0" w:color="000000"/>
-            </w:tcBorders>
-            <w:vAlign w:val="center"/>
-          </w:tcPr>
-          <w:p>
-            <w:pPr>
-              <w:spacing w:before="40" w:after="40"/>
-              <w:jc w:val="left"/>
-            </w:pPr>
-            <w:r>
-              <w:rPr>
-                <w:rFonts w:ascii="Adani" w:hAnsi="Adani"/>
-                <w:b w:val="0"/>
-                <w:sz w:val="18"/>
-                <w:u w:val="none"/>
-              </w:rPr>
-              <w:t>Director</w:t>
-            </w:r>
-          </w:p>
-        </w:tc>
-        <w:tc>
-          <w:tcPr>
-            <w:tcW w:type="dxa" w:w="1020"/>
-            <w:shd w:val="clear" w:color="auto" w:fill="FFFFFF"/>
-            <w:tcBorders>
-              <w:top w:val="single" w:sz="4" w:space="0" w:color="000000"/>
-              <w:left w:val="single" w:sz="4" w:space="0" w:color="000000"/>
-              <w:bottom w:val="single" w:sz="4" w:space="0" w:color="000000"/>
-              <w:right w:val="single" w:sz="4" w:space="0" w:color="000000"/>
-            </w:tcBorders>
-            <w:vAlign w:val="center"/>
-          </w:tcPr>
-          <w:p>
-            <w:pPr>
-              <w:spacing w:before="40" w:after="40"/>
-              <w:jc w:val="left"/>
-            </w:pPr>
-            <w:r>
-              <w:rPr>
-                <w:rFonts w:ascii="Adani" w:hAnsi="Adani"/>
-                <w:b w:val="0"/>
-                <w:sz w:val="18"/>
-                <w:u w:val="none"/>
-              </w:rPr>
-              <w:t>NIL</w:t>
-            </w:r>
-          </w:p>
-        </w:tc>
-        <w:tc>
-          <w:tcPr>
-            <w:tcW w:type="dxa" w:w="1247"/>
-            <w:shd w:val="clear" w:color="auto" w:fill="FFFFFF"/>
-            <w:tcBorders>
-              <w:top w:val="single" w:sz="4" w:space="0" w:color="000000"/>
-              <w:left w:val="single" w:sz="4" w:space="0" w:color="000000"/>
-              <w:bottom w:val="single" w:sz="4" w:space="0" w:color="000000"/>
-              <w:right w:val="single" w:sz="4" w:space="0" w:color="000000"/>
-            </w:tcBorders>
-            <w:vAlign w:val="center"/>
-          </w:tcPr>
-          <w:p>
-            <w:pPr>
-              <w:spacing w:before="40" w:after="40"/>
-              <w:jc w:val="left"/>
-            </w:pPr>
-            <w:r>
-              <w:rPr>
-                <w:rFonts w:ascii="Adani" w:hAnsi="Adani"/>
-                <w:b w:val="0"/>
-                <w:sz w:val="18"/>
-                <w:u w:val="none"/>
-              </w:rPr>
-              <w:t>28/03/2018</w:t>
-            </w:r>
-          </w:p>
-        </w:tc>
-      </w:tr>
-      <w:tr>
-        <w:tc>
-          <w:tcPr>
-            <w:tcW w:type="dxa" w:w="680"/>
-            <w:shd w:val="clear" w:color="auto" w:fill="FFFFFF"/>
-            <w:tcBorders>
-              <w:top w:val="single" w:sz="4" w:space="0" w:color="000000"/>
-              <w:left w:val="single" w:sz="4" w:space="0" w:color="000000"/>
-              <w:bottom w:val="single" w:sz="4" w:space="0" w:color="000000"/>
-              <w:right w:val="single" w:sz="4" w:space="0" w:color="000000"/>
-            </w:tcBorders>
-            <w:vAlign w:val="center"/>
-          </w:tcPr>
-          <w:p>
-            <w:pPr>
-              <w:spacing w:before="40" w:after="40"/>
-              <w:jc w:val="left"/>
-            </w:pPr>
-            <w:r>
-              <w:rPr>
-                <w:rFonts w:ascii="Adani" w:hAnsi="Adani"/>
-                <w:b w:val="0"/>
-                <w:sz w:val="18"/>
-                <w:u w:val="none"/>
-              </w:rPr>
-              <w:t>7</w:t>
-            </w:r>
-          </w:p>
-        </w:tc>
-        <w:tc>
-          <w:tcPr>
-            <w:tcW w:type="dxa" w:w="3969"/>
-            <w:shd w:val="clear" w:color="auto" w:fill="FFFFFF"/>
-            <w:tcBorders>
-              <w:top w:val="single" w:sz="4" w:space="0" w:color="000000"/>
-              <w:left w:val="single" w:sz="4" w:space="0" w:color="000000"/>
-              <w:bottom w:val="single" w:sz="4" w:space="0" w:color="000000"/>
-              <w:right w:val="single" w:sz="4" w:space="0" w:color="000000"/>
-            </w:tcBorders>
-            <w:vAlign w:val="center"/>
-          </w:tcPr>
-          <w:p>
-            <w:pPr>
-              <w:spacing w:before="40" w:after="40"/>
-              <w:jc w:val="left"/>
-            </w:pPr>
-            <w:r>
-              <w:rPr>
-                <w:rFonts w:ascii="Adani" w:hAnsi="Adani"/>
-                <w:b w:val="0"/>
-                <w:sz w:val="18"/>
-                <w:u w:val="none"/>
-              </w:rPr>
-              <w:t>CLARIS LIFESCIENCES LIMITED</w:t>
-            </w:r>
-          </w:p>
-        </w:tc>
-        <w:tc>
-          <w:tcPr>
-            <w:tcW w:type="dxa" w:w="1814"/>
-            <w:shd w:val="clear" w:color="auto" w:fill="FFFFFF"/>
-            <w:tcBorders>
-              <w:top w:val="single" w:sz="4" w:space="0" w:color="000000"/>
-              <w:left w:val="single" w:sz="4" w:space="0" w:color="000000"/>
-              <w:bottom w:val="single" w:sz="4" w:space="0" w:color="000000"/>
-              <w:right w:val="single" w:sz="4" w:space="0" w:color="000000"/>
-            </w:tcBorders>
-            <w:vAlign w:val="center"/>
-          </w:tcPr>
-          <w:p>
-            <w:pPr>
-              <w:spacing w:before="40" w:after="40"/>
-              <w:jc w:val="left"/>
-            </w:pPr>
-            <w:r>
-              <w:rPr>
-                <w:rFonts w:ascii="Adani" w:hAnsi="Adani"/>
-                <w:b w:val="0"/>
-                <w:sz w:val="18"/>
-                <w:u w:val="none"/>
-              </w:rPr>
-              <w:t>Director</w:t>
-            </w:r>
-          </w:p>
-        </w:tc>
-        <w:tc>
-          <w:tcPr>
-            <w:tcW w:type="dxa" w:w="1020"/>
-            <w:shd w:val="clear" w:color="auto" w:fill="FFFFFF"/>
-            <w:tcBorders>
-              <w:top w:val="single" w:sz="4" w:space="0" w:color="000000"/>
-              <w:left w:val="single" w:sz="4" w:space="0" w:color="000000"/>
-              <w:bottom w:val="single" w:sz="4" w:space="0" w:color="000000"/>
-              <w:right w:val="single" w:sz="4" w:space="0" w:color="000000"/>
-            </w:tcBorders>
-            <w:vAlign w:val="center"/>
-          </w:tcPr>
-          <w:p>
-            <w:pPr>
-              <w:spacing w:before="40" w:after="40"/>
-              <w:jc w:val="left"/>
-            </w:pPr>
-            <w:r>
-              <w:rPr>
-                <w:rFonts w:ascii="Adani" w:hAnsi="Adani"/>
-                <w:b w:val="0"/>
-                <w:sz w:val="18"/>
-                <w:u w:val="none"/>
-              </w:rPr>
-              <w:t>NIL</w:t>
-            </w:r>
-          </w:p>
-        </w:tc>
-        <w:tc>
-          <w:tcPr>
-            <w:tcW w:type="dxa" w:w="1247"/>
-            <w:shd w:val="clear" w:color="auto" w:fill="FFFFFF"/>
-            <w:tcBorders>
-              <w:top w:val="single" w:sz="4" w:space="0" w:color="000000"/>
-              <w:left w:val="single" w:sz="4" w:space="0" w:color="000000"/>
-              <w:bottom w:val="single" w:sz="4" w:space="0" w:color="000000"/>
-              <w:right w:val="single" w:sz="4" w:space="0" w:color="000000"/>
-            </w:tcBorders>
-            <w:vAlign w:val="center"/>
-          </w:tcPr>
-          <w:p>
-            <w:pPr>
-              <w:spacing w:before="40" w:after="40"/>
-              <w:jc w:val="left"/>
-            </w:pPr>
-            <w:r>
-              <w:rPr>
-                <w:rFonts w:ascii="Adani" w:hAnsi="Adani"/>
-                <w:b w:val="0"/>
-                <w:sz w:val="18"/>
-                <w:u w:val="none"/>
-              </w:rPr>
-              <w:t>23/02/2013</w:t>
-            </w:r>
-          </w:p>
-        </w:tc>
-      </w:tr>
-      <w:tr>
-        <w:tc>
-          <w:tcPr>
-            <w:tcW w:type="dxa" w:w="680"/>
-            <w:shd w:val="clear" w:color="auto" w:fill="FFFFFF"/>
-            <w:tcBorders>
-              <w:top w:val="single" w:sz="4" w:space="0" w:color="000000"/>
-              <w:left w:val="single" w:sz="4" w:space="0" w:color="000000"/>
-              <w:bottom w:val="single" w:sz="4" w:space="0" w:color="000000"/>
-              <w:right w:val="single" w:sz="4" w:space="0" w:color="000000"/>
-            </w:tcBorders>
-            <w:vAlign w:val="center"/>
-          </w:tcPr>
-          <w:p>
-            <w:pPr>
-              <w:spacing w:before="40" w:after="40"/>
-              <w:jc w:val="left"/>
-            </w:pPr>
-            <w:r>
-              <w:rPr>
-                <w:rFonts w:ascii="Adani" w:hAnsi="Adani"/>
-                <w:b w:val="0"/>
-                <w:sz w:val="18"/>
-                <w:u w:val="none"/>
-              </w:rPr>
-              <w:t>8</w:t>
-            </w:r>
-          </w:p>
-        </w:tc>
-        <w:tc>
-          <w:tcPr>
-            <w:tcW w:type="dxa" w:w="3969"/>
-            <w:shd w:val="clear" w:color="auto" w:fill="FFFFFF"/>
-            <w:tcBorders>
-              <w:top w:val="single" w:sz="4" w:space="0" w:color="000000"/>
-              <w:left w:val="single" w:sz="4" w:space="0" w:color="000000"/>
-              <w:bottom w:val="single" w:sz="4" w:space="0" w:color="000000"/>
-              <w:right w:val="single" w:sz="4" w:space="0" w:color="000000"/>
-            </w:tcBorders>
-            <w:vAlign w:val="center"/>
-          </w:tcPr>
-          <w:p>
-            <w:pPr>
-              <w:spacing w:before="40" w:after="40"/>
-              <w:jc w:val="left"/>
-            </w:pPr>
-            <w:r>
-              <w:rPr>
-                <w:rFonts w:ascii="Adani" w:hAnsi="Adani"/>
-                <w:b w:val="0"/>
-                <w:sz w:val="18"/>
-                <w:u w:val="none"/>
-              </w:rPr>
-              <w:t>MACRO INVESTMENT &amp; FINANCIAL CONSULTANTS PRIVATE LIMITED</w:t>
-            </w:r>
-          </w:p>
-        </w:tc>
-        <w:tc>
-          <w:tcPr>
-            <w:tcW w:type="dxa" w:w="1814"/>
-            <w:shd w:val="clear" w:color="auto" w:fill="FFFFFF"/>
-            <w:tcBorders>
-              <w:top w:val="single" w:sz="4" w:space="0" w:color="000000"/>
-              <w:left w:val="single" w:sz="4" w:space="0" w:color="000000"/>
-              <w:bottom w:val="single" w:sz="4" w:space="0" w:color="000000"/>
-              <w:right w:val="single" w:sz="4" w:space="0" w:color="000000"/>
-            </w:tcBorders>
-            <w:vAlign w:val="center"/>
-          </w:tcPr>
-          <w:p>
-            <w:pPr>
-              <w:spacing w:before="40" w:after="40"/>
-              <w:jc w:val="left"/>
-            </w:pPr>
-            <w:r>
-              <w:rPr>
-                <w:rFonts w:ascii="Adani" w:hAnsi="Adani"/>
-                <w:b w:val="0"/>
-                <w:sz w:val="18"/>
-                <w:u w:val="none"/>
-              </w:rPr>
-              <w:t>Director</w:t>
-            </w:r>
-          </w:p>
-        </w:tc>
-        <w:tc>
-          <w:tcPr>
-            <w:tcW w:type="dxa" w:w="1020"/>
-            <w:shd w:val="clear" w:color="auto" w:fill="FFFFFF"/>
-            <w:tcBorders>
-              <w:top w:val="single" w:sz="4" w:space="0" w:color="000000"/>
-              <w:left w:val="single" w:sz="4" w:space="0" w:color="000000"/>
-              <w:bottom w:val="single" w:sz="4" w:space="0" w:color="000000"/>
-              <w:right w:val="single" w:sz="4" w:space="0" w:color="000000"/>
-            </w:tcBorders>
-            <w:vAlign w:val="center"/>
-          </w:tcPr>
-          <w:p>
-            <w:pPr>
-              <w:spacing w:before="40" w:after="40"/>
-              <w:jc w:val="left"/>
-            </w:pPr>
-            <w:r>
-              <w:rPr>
-                <w:rFonts w:ascii="Adani" w:hAnsi="Adani"/>
-                <w:b w:val="0"/>
-                <w:sz w:val="18"/>
-                <w:u w:val="none"/>
-              </w:rPr>
-              <w:t>NIL</w:t>
-            </w:r>
-          </w:p>
-        </w:tc>
-        <w:tc>
-          <w:tcPr>
-            <w:tcW w:type="dxa" w:w="1247"/>
-            <w:shd w:val="clear" w:color="auto" w:fill="FFFFFF"/>
-            <w:tcBorders>
-              <w:top w:val="single" w:sz="4" w:space="0" w:color="000000"/>
-              <w:left w:val="single" w:sz="4" w:space="0" w:color="000000"/>
-              <w:bottom w:val="single" w:sz="4" w:space="0" w:color="000000"/>
-              <w:right w:val="single" w:sz="4" w:space="0" w:color="000000"/>
-            </w:tcBorders>
-            <w:vAlign w:val="center"/>
-          </w:tcPr>
-          <w:p>
-            <w:pPr>
-              <w:spacing w:before="40" w:after="40"/>
-              <w:jc w:val="left"/>
-            </w:pPr>
-            <w:r>
-              <w:rPr>
-                <w:rFonts w:ascii="Adani" w:hAnsi="Adani"/>
-                <w:b w:val="0"/>
-                <w:sz w:val="18"/>
-                <w:u w:val="none"/>
-              </w:rPr>
-              <w:t>30/11/2012</w:t>
-            </w:r>
-          </w:p>
-        </w:tc>
-      </w:tr>
-      <w:tr>
-        <w:tc>
-          <w:tcPr>
-            <w:tcW w:type="dxa" w:w="680"/>
-            <w:shd w:val="clear" w:color="auto" w:fill="FFFFFF"/>
-            <w:tcBorders>
-              <w:top w:val="single" w:sz="4" w:space="0" w:color="000000"/>
-              <w:left w:val="single" w:sz="4" w:space="0" w:color="000000"/>
-              <w:bottom w:val="single" w:sz="4" w:space="0" w:color="000000"/>
-              <w:right w:val="single" w:sz="4" w:space="0" w:color="000000"/>
-            </w:tcBorders>
-            <w:vAlign w:val="center"/>
-          </w:tcPr>
-          <w:p>
-            <w:pPr>
-              <w:spacing w:before="40" w:after="40"/>
-              <w:jc w:val="left"/>
-            </w:pPr>
-            <w:r>
-              <w:rPr>
-                <w:rFonts w:ascii="Adani" w:hAnsi="Adani"/>
-                <w:b w:val="0"/>
-                <w:sz w:val="18"/>
-                <w:u w:val="none"/>
-              </w:rPr>
-              <w:t>9</w:t>
-            </w:r>
-          </w:p>
-        </w:tc>
-        <w:tc>
-          <w:tcPr>
-            <w:tcW w:type="dxa" w:w="3969"/>
-            <w:shd w:val="clear" w:color="auto" w:fill="FFFFFF"/>
-            <w:tcBorders>
-              <w:top w:val="single" w:sz="4" w:space="0" w:color="000000"/>
-              <w:left w:val="single" w:sz="4" w:space="0" w:color="000000"/>
-              <w:bottom w:val="single" w:sz="4" w:space="0" w:color="000000"/>
-              <w:right w:val="single" w:sz="4" w:space="0" w:color="000000"/>
-            </w:tcBorders>
-            <w:vAlign w:val="center"/>
-          </w:tcPr>
-          <w:p>
-            <w:pPr>
-              <w:spacing w:before="40" w:after="40"/>
-              <w:jc w:val="left"/>
-            </w:pPr>
-            <w:r>
-              <w:rPr>
-                <w:rFonts w:ascii="Adani" w:hAnsi="Adani"/>
-                <w:b w:val="0"/>
-                <w:sz w:val="18"/>
-                <w:u w:val="none"/>
-              </w:rPr>
               <w:t>LANDMARK BUSINESS SERVICE CENTRE PRIVATE LIMITED</w:t>
             </w:r>
           </w:p>
@@ -1639,149 +1213,7 @@
                 <w:sz w:val="18"/>
                 <w:u w:val="none"/>
               </w:rPr>
-              <w:t>10</w:t>
-            </w:r>
-          </w:p>
-        </w:tc>
-        <w:tc>
-          <w:tcPr>
-            <w:tcW w:type="dxa" w:w="3969"/>
-            <w:shd w:val="clear" w:color="auto" w:fill="FFFFFF"/>
-            <w:tcBorders>
-              <w:top w:val="single" w:sz="4" w:space="0" w:color="000000"/>
-              <w:left w:val="single" w:sz="4" w:space="0" w:color="000000"/>
-              <w:bottom w:val="single" w:sz="4" w:space="0" w:color="000000"/>
-              <w:right w:val="single" w:sz="4" w:space="0" w:color="000000"/>
-            </w:tcBorders>
-            <w:vAlign w:val="center"/>
-          </w:tcPr>
-          <w:p>
-            <w:pPr>
-              <w:spacing w:before="40" w:after="40"/>
-              <w:jc w:val="left"/>
-            </w:pPr>
-            <w:r>
-              <w:rPr>
-                <w:rFonts w:ascii="Adani" w:hAnsi="Adani"/>
-                <w:b w:val="0"/>
-                <w:sz w:val="18"/>
-                <w:u w:val="none"/>
-              </w:rPr>
-              <w:t>KNOWHOWHUBCOM PRIVATE LIMITED</w:t>
-            </w:r>
-          </w:p>
-        </w:tc>
-        <w:tc>
-          <w:tcPr>
-            <w:tcW w:type="dxa" w:w="1814"/>
-            <w:shd w:val="clear" w:color="auto" w:fill="FFFFFF"/>
-            <w:tcBorders>
-              <w:top w:val="single" w:sz="4" w:space="0" w:color="000000"/>
-              <w:left w:val="single" w:sz="4" w:space="0" w:color="000000"/>
-              <w:bottom w:val="single" w:sz="4" w:space="0" w:color="000000"/>
-              <w:right w:val="single" w:sz="4" w:space="0" w:color="000000"/>
-            </w:tcBorders>
-            <w:vAlign w:val="center"/>
-          </w:tcPr>
-          <w:p>
-            <w:pPr>
-              <w:spacing w:before="40" w:after="40"/>
-              <w:jc w:val="left"/>
-            </w:pPr>
-            <w:r>
-              <w:rPr>
-                <w:rFonts w:ascii="Adani" w:hAnsi="Adani"/>
-                <w:b w:val="0"/>
-                <w:sz w:val="18"/>
-                <w:u w:val="none"/>
-              </w:rPr>
-              <w:t>Director</w:t>
-            </w:r>
-          </w:p>
-        </w:tc>
-        <w:tc>
-          <w:tcPr>
-            <w:tcW w:type="dxa" w:w="1020"/>
-            <w:shd w:val="clear" w:color="auto" w:fill="FFFFFF"/>
-            <w:tcBorders>
-              <w:top w:val="single" w:sz="4" w:space="0" w:color="000000"/>
-              <w:left w:val="single" w:sz="4" w:space="0" w:color="000000"/>
-              <w:bottom w:val="single" w:sz="4" w:space="0" w:color="000000"/>
-              <w:right w:val="single" w:sz="4" w:space="0" w:color="000000"/>
-            </w:tcBorders>
-            <w:vAlign w:val="center"/>
-          </w:tcPr>
-          <w:p>
-            <w:pPr>
-              <w:spacing w:before="40" w:after="40"/>
-              <w:jc w:val="left"/>
-            </w:pPr>
-            <w:r>
-              <w:rPr>
-                <w:rFonts w:ascii="Adani" w:hAnsi="Adani"/>
-                <w:b w:val="0"/>
-                <w:sz w:val="18"/>
-                <w:u w:val="none"/>
-              </w:rPr>
-              <w:t>NIL</w:t>
-            </w:r>
-          </w:p>
-        </w:tc>
-        <w:tc>
-          <w:tcPr>
-            <w:tcW w:type="dxa" w:w="1247"/>
-            <w:shd w:val="clear" w:color="auto" w:fill="FFFFFF"/>
-            <w:tcBorders>
-              <w:top w:val="single" w:sz="4" w:space="0" w:color="000000"/>
-              <w:left w:val="single" w:sz="4" w:space="0" w:color="000000"/>
-              <w:bottom w:val="single" w:sz="4" w:space="0" w:color="000000"/>
-              <w:right w:val="single" w:sz="4" w:space="0" w:color="000000"/>
-            </w:tcBorders>
-            <w:vAlign w:val="center"/>
-          </w:tcPr>
-          <w:p>
-            <w:pPr>
-              <w:spacing w:before="40" w:after="40"/>
-              <w:jc w:val="left"/>
-            </w:pPr>
-            <w:r>
-              <w:rPr>
-                <w:rFonts w:ascii="Adani" w:hAnsi="Adani"/>
-                <w:b w:val="0"/>
-                <w:sz w:val="18"/>
-                <w:u w:val="none"/>
-              </w:rPr>
-              <w:t>19/04/2010</w:t>
-            </w:r>
-          </w:p>
-        </w:tc>
-      </w:tr>
-      <w:tr>
-        <w:tc>
-          <w:tcPr>
-            <w:tcW w:type="dxa" w:w="680"/>
-            <w:shd w:val="clear" w:color="auto" w:fill="FFFFFF"/>
-            <w:tcBorders>
-              <w:top w:val="single" w:sz="4" w:space="0" w:color="000000"/>
-              <w:left w:val="single" w:sz="4" w:space="0" w:color="000000"/>
-              <w:bottom w:val="single" w:sz="4" w:space="0" w:color="000000"/>
-              <w:right w:val="single" w:sz="4" w:space="0" w:color="000000"/>
-            </w:tcBorders>
-            <w:vAlign w:val="center"/>
-          </w:tcPr>
-          <w:p>
-            <w:pPr>
-              <w:spacing w:before="40" w:after="40"/>
-              <w:jc w:val="left"/>
-            </w:pPr>
-            <w:r>
-              <w:rPr>
-                <w:rFonts w:ascii="Adani" w:hAnsi="Adani"/>
-                <w:b w:val="0"/>
-                <w:sz w:val="18"/>
-                <w:u w:val="none"/>
-              </w:rPr>
-              <w:t>11</w:t>
+              <w:t>7</w:t>
             </w:r>
           </w:p>
         </w:tc>
@@ -2130,7 +1562,7 @@
                 <w:sz w:val="18"/>
                 <w:u w:val="none"/>
               </w:rPr>
-              <w:t>Date:   27th May, 2026</w:t>
+              <w:t>Date:   09th June, 2026</w:t>
             </w:r>
           </w:p>
         </w:tc>
@@ -3167,7 +2599,7 @@
                 <w:sz w:val="18"/>
                 <w:u w:val="none"/>
               </w:rPr>
-              <w:t>Date:   27th May, 2026</w:t>
+              <w:t>Date:   09th June, 2026</w:t>
             </w:r>
           </w:p>
         </w:tc>
@@ -3328,7 +2760,7 @@
           <w:sz w:val="20"/>
           <w:u w:val="none"/>
         </w:rPr>
-        <w:t>27th May, 2026</w:t>
+        <w:t>09th June, 2026</w:t>
       </w:r>
     </w:p>
     <w:p>
@@ -3388,7 +2820,7 @@
           <w:sz w:val="20"/>
           <w:u w:val="none"/>
         </w:rPr>
-        <w:t>ADANI GREEN ENERGY LIMITED</w:t>
+        <w:t>JM FINANCIAL TRUSTEE COMPANY PRIVATE LIMITED</w:t>
       </w:r>
     </w:p>
     <w:p>
@@ -3403,7 +2835,7 @@
           <w:sz w:val="20"/>
           <w:u w:val="none"/>
         </w:rPr>
-        <w:t>JM FINANCIAL TRUSTEE COMPANY PRIVATE LIMITED</w:t>
+        <w:t>ADANI GREEN ENERGY LIMITED</w:t>
       </w:r>
     </w:p>
     <w:p>
@@ -3448,67 +2880,7 @@
           <w:sz w:val="20"/>
           <w:u w:val="none"/>
         </w:rPr>
-        <w:t>JM FINANCIAL CAPITAL LIMITED</w:t>
-      </w:r>
-    </w:p>
-    <w:p>
-      <w:pPr>
-        <w:spacing w:before="0" w:after="20"/>
-        <w:jc w:val="left"/>
-      </w:pPr>
-      <w:r>
-        <w:rPr>
-          <w:rFonts w:ascii="Adani" w:hAnsi="Adani"/>
-          <w:b/>
-          <w:sz w:val="20"/>
-          <w:u w:val="none"/>
-        </w:rPr>
-        <w:t>CLARIS LIFESCIENCES LIMITED</w:t>
-      </w:r>
-    </w:p>
-    <w:p>
-      <w:pPr>
-        <w:spacing w:before="0" w:after="20"/>
-        <w:jc w:val="left"/>
-      </w:pPr>
-      <w:r>
-        <w:rPr>
-          <w:rFonts w:ascii="Adani" w:hAnsi="Adani"/>
-          <w:b/>
-          <w:sz w:val="20"/>
-          <w:u w:val="none"/>
-        </w:rPr>
-        <w:t>MACRO INVESTMENT &amp; FINANCIAL CONSULTANTS PRIVATE LIMITED</w:t>
-      </w:r>
-    </w:p>
-    <w:p>
-      <w:pPr>
-        <w:spacing w:before="0" w:after="20"/>
-        <w:jc w:val="left"/>
-      </w:pPr>
-      <w:r>
-        <w:rPr>
-          <w:rFonts w:ascii="Adani" w:hAnsi="Adani"/>
-          <w:b/>
-          <w:sz w:val="20"/>
-          <w:u w:val="none"/>
-        </w:rPr>
         <w:t>LANDMARK BUSINESS SERVICE CENTRE PRIVATE LIMITED</w:t>
-      </w:r>
-    </w:p>
-    <w:p>
-      <w:pPr>
-        <w:spacing w:before="0" w:after="20"/>
-        <w:jc w:val="left"/>
-      </w:pPr>
-      <w:r>
-        <w:rPr>
-          <w:rFonts w:ascii="Adani" w:hAnsi="Adani"/>
-          <w:b/>
-          <w:sz w:val="20"/>
-          <w:u w:val="none"/>
-        </w:rPr>
-        <w:t>KNOWHOWHUBCOM PRIVATE LIMITED</w:t>
       </w:r>
     </w:p>
     <w:p>
@@ -3644,36 +3016,6 @@
           <w:sz w:val="20"/>
           <w:u w:val="none"/>
         </w:rPr>
-        <w:t>JM FINANCIAL CAPITAL LIMITED</w:t>
-      </w:r>
-    </w:p>
-    <w:p>
-      <w:pPr>
-        <w:spacing w:before="0" w:after="20"/>
-        <w:jc w:val="left"/>
-      </w:pPr>
-      <w:r>
-        <w:rPr>
-          <w:rFonts w:ascii="Adani" w:hAnsi="Adani"/>
-          <w:b w:val="0"/>
-          <w:sz w:val="20"/>
-          <w:u w:val="none"/>
-        </w:rPr>
-        <w:t>CLARIS LIFESCIENCES LIMITED</w:t>
-      </w:r>
-    </w:p>
-    <w:p>
-      <w:pPr>
-        <w:spacing w:before="0" w:after="20"/>
-        <w:jc w:val="left"/>
-      </w:pPr>
-      <w:r>
-        <w:rPr>
-          <w:rFonts w:ascii="Adani" w:hAnsi="Adani"/>
-          <w:b w:val="0"/>
-          <w:sz w:val="20"/>
-          <w:u w:val="none"/>
-        </w:rPr>
         <w:t>HEALTH AND EDUCATION FOUNDATION</w:t>
       </w:r>
     </w:p>
@@ -3754,37 +3096,7 @@
           <w:sz w:val="20"/>
           <w:u w:val="none"/>
         </w:rPr>
-        <w:t>MACRO INVESTMENT &amp; FINANCIAL CONSULTANTS PRIVATE LIMITED</w:t>
-      </w:r>
-    </w:p>
-    <w:p>
-      <w:pPr>
-        <w:spacing w:before="0" w:after="20"/>
-        <w:jc w:val="left"/>
-      </w:pPr>
-      <w:r>
-        <w:rPr>
-          <w:rFonts w:ascii="Adani" w:hAnsi="Adani"/>
-          <w:b w:val="0"/>
-          <w:sz w:val="20"/>
-          <w:u w:val="none"/>
-        </w:rPr>
         <w:t>LANDMARK BUSINESS SERVICE CENTRE PRIVATE LIMITED</w:t>
-      </w:r>
-    </w:p>
-    <w:p>
-      <w:pPr>
-        <w:spacing w:before="0" w:after="20"/>
-        <w:jc w:val="left"/>
-      </w:pPr>
-      <w:r>
-        <w:rPr>
-          <w:rFonts w:ascii="Adani" w:hAnsi="Adani"/>
-          <w:b w:val="0"/>
-          <w:sz w:val="20"/>
-          <w:u w:val="none"/>
-        </w:rPr>
-        <w:t>KNOWHOWHUBCOM PRIVATE LIMITED</w:t>
       </w:r>
     </w:p>
     <w:p/>
@@ -4542,7 +3854,7 @@
                 <w:sz w:val="18"/>
                 <w:u w:val="none"/>
               </w:rPr>
-              <w:t>11</w:t>
+              <w:t>7</w:t>
             </w:r>
           </w:p>
         </w:tc>
@@ -4771,7 +4083,7 @@
                 <w:sz w:val="18"/>
                 <w:u w:val="none"/>
               </w:rPr>
-              <w:t>Additional Director</w:t>
+              <w:t>Director</w:t>
             </w:r>
           </w:p>
         </w:tc>
@@ -4799,7 +4111,121 @@
                 <w:sz w:val="18"/>
                 <w:u w:val="none"/>
               </w:rPr>
-              <w:t>18/10/2024</w:t>
+              <w:t>17/01/2025</w:t>
+            </w:r>
+          </w:p>
+        </w:tc>
+      </w:tr>
+      <w:tr>
+        <w:tc>
+          <w:tcPr>
+            <w:tcW w:type="dxa" w:w="2268"/>
+            <w:shd w:val="clear" w:color="auto" w:fill="FFFFFF"/>
+            <w:tcBorders>
+              <w:top w:val="single" w:sz="4" w:space="0" w:color="000000"/>
+              <w:left w:val="single" w:sz="4" w:space="0" w:color="000000"/>
+              <w:bottom w:val="single" w:sz="4" w:space="0" w:color="000000"/>
+              <w:right w:val="single" w:sz="4" w:space="0" w:color="000000"/>
+            </w:tcBorders>
+            <w:vAlign w:val="center"/>
+          </w:tcPr>
+          <w:p>
+            <w:pPr>
+              <w:spacing w:before="40" w:after="40"/>
+              <w:jc w:val="left"/>
+            </w:pPr>
+            <w:r>
+              <w:rPr>
+                <w:rFonts w:ascii="Adani" w:hAnsi="Adani"/>
+                <w:b w:val="0"/>
+                <w:sz w:val="18"/>
+                <w:u w:val="none"/>
+              </w:rPr>
+              <w:t>U65991MH1994PTC078880</w:t>
+            </w:r>
+          </w:p>
+        </w:tc>
+        <w:tc>
+          <w:tcPr>
+            <w:tcW w:type="dxa" w:w="4252"/>
+            <w:shd w:val="clear" w:color="auto" w:fill="FFFFFF"/>
+            <w:tcBorders>
+              <w:top w:val="single" w:sz="4" w:space="0" w:color="000000"/>
+              <w:left w:val="single" w:sz="4" w:space="0" w:color="000000"/>
+              <w:bottom w:val="single" w:sz="4" w:space="0" w:color="000000"/>
+              <w:right w:val="single" w:sz="4" w:space="0" w:color="000000"/>
+            </w:tcBorders>
+            <w:vAlign w:val="center"/>
+          </w:tcPr>
+          <w:p>
+            <w:pPr>
+              <w:spacing w:before="40" w:after="40"/>
+              <w:jc w:val="left"/>
+            </w:pPr>
+            <w:r>
+              <w:rPr>
+                <w:rFonts w:ascii="Adani" w:hAnsi="Adani"/>
+                <w:b w:val="0"/>
+                <w:sz w:val="18"/>
+                <w:u w:val="none"/>
+              </w:rPr>
+              <w:t>JM FINANCIAL TRUSTEE COMPANY PRIVATE LIMITED</w:t>
+            </w:r>
+          </w:p>
+        </w:tc>
+        <w:tc>
+          <w:tcPr>
+            <w:tcW w:type="dxa" w:w="1587"/>
+            <w:shd w:val="clear" w:color="auto" w:fill="FFFFFF"/>
+            <w:tcBorders>
+              <w:top w:val="single" w:sz="4" w:space="0" w:color="000000"/>
+              <w:left w:val="single" w:sz="4" w:space="0" w:color="000000"/>
+              <w:bottom w:val="single" w:sz="4" w:space="0" w:color="000000"/>
+              <w:right w:val="single" w:sz="4" w:space="0" w:color="000000"/>
+            </w:tcBorders>
+            <w:vAlign w:val="center"/>
+          </w:tcPr>
+          <w:p>
+            <w:pPr>
+              <w:spacing w:before="40" w:after="40"/>
+              <w:jc w:val="left"/>
+            </w:pPr>
+            <w:r>
+              <w:rPr>
+                <w:rFonts w:ascii="Adani" w:hAnsi="Adani"/>
+                <w:b w:val="0"/>
+                <w:sz w:val="18"/>
+                <w:u w:val="none"/>
+              </w:rPr>
+              <w:t>Director</w:t>
+            </w:r>
+          </w:p>
+        </w:tc>
+        <w:tc>
+          <w:tcPr>
+            <w:tcW w:type="dxa" w:w="1304"/>
+            <w:shd w:val="clear" w:color="auto" w:fill="FFFFFF"/>
+            <w:tcBorders>
+              <w:top w:val="single" w:sz="4" w:space="0" w:color="000000"/>
+              <w:left w:val="single" w:sz="4" w:space="0" w:color="000000"/>
+              <w:bottom w:val="single" w:sz="4" w:space="0" w:color="000000"/>
+              <w:right w:val="single" w:sz="4" w:space="0" w:color="000000"/>
+            </w:tcBorders>
+            <w:vAlign w:val="center"/>
+          </w:tcPr>
+          <w:p>
+            <w:pPr>
+              <w:spacing w:before="40" w:after="40"/>
+              <w:jc w:val="left"/>
+            </w:pPr>
+            <w:r>
+              <w:rPr>
+                <w:rFonts w:ascii="Adani" w:hAnsi="Adani"/>
+                <w:b w:val="0"/>
+                <w:sz w:val="18"/>
+                <w:u w:val="none"/>
+              </w:rPr>
+              <w:t>15/07/2024</w:t>
             </w:r>
           </w:p>
         </w:tc>
@@ -4914,120 +4340,6 @@
                 <w:u w:val="none"/>
               </w:rPr>
               <w:t>05/12/2023</w:t>
-            </w:r>
-          </w:p>
-        </w:tc>
-      </w:tr>
-      <w:tr>
-        <w:tc>
-          <w:tcPr>
-            <w:tcW w:type="dxa" w:w="2268"/>
-            <w:shd w:val="clear" w:color="auto" w:fill="FFFFFF"/>
-            <w:tcBorders>
-              <w:top w:val="single" w:sz="4" w:space="0" w:color="000000"/>
-              <w:left w:val="single" w:sz="4" w:space="0" w:color="000000"/>
-              <w:bottom w:val="single" w:sz="4" w:space="0" w:color="000000"/>
-              <w:right w:val="single" w:sz="4" w:space="0" w:color="000000"/>
-            </w:tcBorders>
-            <w:vAlign w:val="center"/>
-          </w:tcPr>
-          <w:p>
-            <w:pPr>
-              <w:spacing w:before="40" w:after="40"/>
-              <w:jc w:val="left"/>
-            </w:pPr>
-            <w:r>
-              <w:rPr>
-                <w:rFonts w:ascii="Adani" w:hAnsi="Adani"/>
-                <w:b w:val="0"/>
-                <w:sz w:val="18"/>
-                <w:u w:val="none"/>
-              </w:rPr>
-              <w:t>U65991MH1994PTC078880</w:t>
-            </w:r>
-          </w:p>
-        </w:tc>
-        <w:tc>
-          <w:tcPr>
-            <w:tcW w:type="dxa" w:w="4252"/>
-            <w:shd w:val="clear" w:color="auto" w:fill="FFFFFF"/>
-            <w:tcBorders>
-              <w:top w:val="single" w:sz="4" w:space="0" w:color="000000"/>
-              <w:left w:val="single" w:sz="4" w:space="0" w:color="000000"/>
-              <w:bottom w:val="single" w:sz="4" w:space="0" w:color="000000"/>
-              <w:right w:val="single" w:sz="4" w:space="0" w:color="000000"/>
-            </w:tcBorders>
-            <w:vAlign w:val="center"/>
-          </w:tcPr>
-          <w:p>
-            <w:pPr>
-              <w:spacing w:before="40" w:after="40"/>
-              <w:jc w:val="left"/>
-            </w:pPr>
-            <w:r>
-              <w:rPr>
-                <w:rFonts w:ascii="Adani" w:hAnsi="Adani"/>
-                <w:b w:val="0"/>
-                <w:sz w:val="18"/>
-                <w:u w:val="none"/>
-              </w:rPr>
-              <w:t>JM FINANCIAL TRUSTEE COMPANY PRIVATE LIMITED</w:t>
-            </w:r>
-          </w:p>
-        </w:tc>
-        <w:tc>
-          <w:tcPr>
-            <w:tcW w:type="dxa" w:w="1587"/>
-            <w:shd w:val="clear" w:color="auto" w:fill="FFFFFF"/>
-            <w:tcBorders>
-              <w:top w:val="single" w:sz="4" w:space="0" w:color="000000"/>
-              <w:left w:val="single" w:sz="4" w:space="0" w:color="000000"/>
-              <w:bottom w:val="single" w:sz="4" w:space="0" w:color="000000"/>
-              <w:right w:val="single" w:sz="4" w:space="0" w:color="000000"/>
-            </w:tcBorders>
-            <w:vAlign w:val="center"/>
-          </w:tcPr>
-          <w:p>
-            <w:pPr>
-              <w:spacing w:before="40" w:after="40"/>
-              <w:jc w:val="left"/>
-            </w:pPr>
-            <w:r>
-              <w:rPr>
-                <w:rFonts w:ascii="Adani" w:hAnsi="Adani"/>
-                <w:b w:val="0"/>
-                <w:sz w:val="18"/>
-                <w:u w:val="none"/>
-              </w:rPr>
-              <w:t>Additional Director</w:t>
-            </w:r>
-          </w:p>
-        </w:tc>
-        <w:tc>
-          <w:tcPr>
-            <w:tcW w:type="dxa" w:w="1304"/>
-            <w:shd w:val="clear" w:color="auto" w:fill="FFFFFF"/>
-            <w:tcBorders>
-              <w:top w:val="single" w:sz="4" w:space="0" w:color="000000"/>
-              <w:left w:val="single" w:sz="4" w:space="0" w:color="000000"/>
-              <w:bottom w:val="single" w:sz="4" w:space="0" w:color="000000"/>
-              <w:right w:val="single" w:sz="4" w:space="0" w:color="000000"/>
-            </w:tcBorders>
-            <w:vAlign w:val="center"/>
-          </w:tcPr>
-          <w:p>
-            <w:pPr>
-              <w:spacing w:before="40" w:after="40"/>
-              <w:jc w:val="left"/>
-            </w:pPr>
-            <w:r>
-              <w:rPr>
-                <w:rFonts w:ascii="Adani" w:hAnsi="Adani"/>
-                <w:b w:val="0"/>
-                <w:sz w:val="18"/>
-                <w:u w:val="none"/>
-              </w:rPr>
-              <w:t>31/08/2023</w:t>
             </w:r>
           </w:p>
         </w:tc>
@@ -5285,348 +4597,6 @@
                 <w:sz w:val="18"/>
                 <w:u w:val="none"/>
               </w:rPr>
-              <w:t>U65190MH2015PLC270754</w:t>
-            </w:r>
-          </w:p>
-        </w:tc>
-        <w:tc>
-          <w:tcPr>
-            <w:tcW w:type="dxa" w:w="4252"/>
-            <w:shd w:val="clear" w:color="auto" w:fill="FFFFFF"/>
-            <w:tcBorders>
-              <w:top w:val="single" w:sz="4" w:space="0" w:color="000000"/>
-              <w:left w:val="single" w:sz="4" w:space="0" w:color="000000"/>
-              <w:bottom w:val="single" w:sz="4" w:space="0" w:color="000000"/>
-              <w:right w:val="single" w:sz="4" w:space="0" w:color="000000"/>
-            </w:tcBorders>
-            <w:vAlign w:val="center"/>
-          </w:tcPr>
-          <w:p>
-            <w:pPr>
-              <w:spacing w:before="40" w:after="40"/>
-              <w:jc w:val="left"/>
-            </w:pPr>
-            <w:r>
-              <w:rPr>
-                <w:rFonts w:ascii="Adani" w:hAnsi="Adani"/>
-                <w:b w:val="0"/>
-                <w:sz w:val="18"/>
-                <w:u w:val="none"/>
-              </w:rPr>
-              <w:t>JM FINANCIAL CAPITAL LIMITED</w:t>
-            </w:r>
-          </w:p>
-        </w:tc>
-        <w:tc>
-          <w:tcPr>
-            <w:tcW w:type="dxa" w:w="1587"/>
-            <w:shd w:val="clear" w:color="auto" w:fill="FFFFFF"/>
-            <w:tcBorders>
-              <w:top w:val="single" w:sz="4" w:space="0" w:color="000000"/>
-              <w:left w:val="single" w:sz="4" w:space="0" w:color="000000"/>
-              <w:bottom w:val="single" w:sz="4" w:space="0" w:color="000000"/>
-              <w:right w:val="single" w:sz="4" w:space="0" w:color="000000"/>
-            </w:tcBorders>
-            <w:vAlign w:val="center"/>
-          </w:tcPr>
-          <w:p>
-            <w:pPr>
-              <w:spacing w:before="40" w:after="40"/>
-              <w:jc w:val="left"/>
-            </w:pPr>
-            <w:r>
-              <w:rPr>
-                <w:rFonts w:ascii="Adani" w:hAnsi="Adani"/>
-                <w:b w:val="0"/>
-                <w:sz w:val="18"/>
-                <w:u w:val="none"/>
-              </w:rPr>
-              <w:t>Director</w:t>
-            </w:r>
-          </w:p>
-        </w:tc>
-        <w:tc>
-          <w:tcPr>
-            <w:tcW w:type="dxa" w:w="1304"/>
-            <w:shd w:val="clear" w:color="auto" w:fill="FFFFFF"/>
-            <w:tcBorders>
-              <w:top w:val="single" w:sz="4" w:space="0" w:color="000000"/>
-              <w:left w:val="single" w:sz="4" w:space="0" w:color="000000"/>
-              <w:bottom w:val="single" w:sz="4" w:space="0" w:color="000000"/>
-              <w:right w:val="single" w:sz="4" w:space="0" w:color="000000"/>
-            </w:tcBorders>
-            <w:vAlign w:val="center"/>
-          </w:tcPr>
-          <w:p>
-            <w:pPr>
-              <w:spacing w:before="40" w:after="40"/>
-              <w:jc w:val="left"/>
-            </w:pPr>
-            <w:r>
-              <w:rPr>
-                <w:rFonts w:ascii="Adani" w:hAnsi="Adani"/>
-                <w:b w:val="0"/>
-                <w:sz w:val="18"/>
-                <w:u w:val="none"/>
-              </w:rPr>
-              <w:t>28/03/2018</w:t>
-            </w:r>
-          </w:p>
-        </w:tc>
-      </w:tr>
-      <w:tr>
-        <w:tc>
-          <w:tcPr>
-            <w:tcW w:type="dxa" w:w="2268"/>
-            <w:shd w:val="clear" w:color="auto" w:fill="FFFFFF"/>
-            <w:tcBorders>
-              <w:top w:val="single" w:sz="4" w:space="0" w:color="000000"/>
-              <w:left w:val="single" w:sz="4" w:space="0" w:color="000000"/>
-              <w:bottom w:val="single" w:sz="4" w:space="0" w:color="000000"/>
-              <w:right w:val="single" w:sz="4" w:space="0" w:color="000000"/>
-            </w:tcBorders>
-            <w:vAlign w:val="center"/>
-          </w:tcPr>
-          <w:p>
-            <w:pPr>
-              <w:spacing w:before="40" w:after="40"/>
-              <w:jc w:val="left"/>
-            </w:pPr>
-            <w:r>
-              <w:rPr>
-                <w:rFonts w:ascii="Adani" w:hAnsi="Adani"/>
-                <w:b w:val="0"/>
-                <w:sz w:val="18"/>
-                <w:u w:val="none"/>
-              </w:rPr>
-              <w:t>U85110GJ1994PLC022543</w:t>
-            </w:r>
-          </w:p>
-        </w:tc>
-        <w:tc>
-          <w:tcPr>
-            <w:tcW w:type="dxa" w:w="4252"/>
-            <w:shd w:val="clear" w:color="auto" w:fill="FFFFFF"/>
-            <w:tcBorders>
-              <w:top w:val="single" w:sz="4" w:space="0" w:color="000000"/>
-              <w:left w:val="single" w:sz="4" w:space="0" w:color="000000"/>
-              <w:bottom w:val="single" w:sz="4" w:space="0" w:color="000000"/>
-              <w:right w:val="single" w:sz="4" w:space="0" w:color="000000"/>
-            </w:tcBorders>
-            <w:vAlign w:val="center"/>
-          </w:tcPr>
-          <w:p>
-            <w:pPr>
-              <w:spacing w:before="40" w:after="40"/>
-              <w:jc w:val="left"/>
-            </w:pPr>
-            <w:r>
-              <w:rPr>
-                <w:rFonts w:ascii="Adani" w:hAnsi="Adani"/>
-                <w:b w:val="0"/>
-                <w:sz w:val="18"/>
-                <w:u w:val="none"/>
-              </w:rPr>
-              <w:t>CLARIS LIFESCIENCES LIMITED</w:t>
-            </w:r>
-          </w:p>
-        </w:tc>
-        <w:tc>
-          <w:tcPr>
-            <w:tcW w:type="dxa" w:w="1587"/>
-            <w:shd w:val="clear" w:color="auto" w:fill="FFFFFF"/>
-            <w:tcBorders>
-              <w:top w:val="single" w:sz="4" w:space="0" w:color="000000"/>
-              <w:left w:val="single" w:sz="4" w:space="0" w:color="000000"/>
-              <w:bottom w:val="single" w:sz="4" w:space="0" w:color="000000"/>
-              <w:right w:val="single" w:sz="4" w:space="0" w:color="000000"/>
-            </w:tcBorders>
-            <w:vAlign w:val="center"/>
-          </w:tcPr>
-          <w:p>
-            <w:pPr>
-              <w:spacing w:before="40" w:after="40"/>
-              <w:jc w:val="left"/>
-            </w:pPr>
-            <w:r>
-              <w:rPr>
-                <w:rFonts w:ascii="Adani" w:hAnsi="Adani"/>
-                <w:b w:val="0"/>
-                <w:sz w:val="18"/>
-                <w:u w:val="none"/>
-              </w:rPr>
-              <w:t>Director</w:t>
-            </w:r>
-          </w:p>
-        </w:tc>
-        <w:tc>
-          <w:tcPr>
-            <w:tcW w:type="dxa" w:w="1304"/>
-            <w:shd w:val="clear" w:color="auto" w:fill="FFFFFF"/>
-            <w:tcBorders>
-              <w:top w:val="single" w:sz="4" w:space="0" w:color="000000"/>
-              <w:left w:val="single" w:sz="4" w:space="0" w:color="000000"/>
-              <w:bottom w:val="single" w:sz="4" w:space="0" w:color="000000"/>
-              <w:right w:val="single" w:sz="4" w:space="0" w:color="000000"/>
-            </w:tcBorders>
-            <w:vAlign w:val="center"/>
-          </w:tcPr>
-          <w:p>
-            <w:pPr>
-              <w:spacing w:before="40" w:after="40"/>
-              <w:jc w:val="left"/>
-            </w:pPr>
-            <w:r>
-              <w:rPr>
-                <w:rFonts w:ascii="Adani" w:hAnsi="Adani"/>
-                <w:b w:val="0"/>
-                <w:sz w:val="18"/>
-                <w:u w:val="none"/>
-              </w:rPr>
-              <w:t>23/02/2013</w:t>
-            </w:r>
-          </w:p>
-        </w:tc>
-      </w:tr>
-      <w:tr>
-        <w:tc>
-          <w:tcPr>
-            <w:tcW w:type="dxa" w:w="2268"/>
-            <w:shd w:val="clear" w:color="auto" w:fill="FFFFFF"/>
-            <w:tcBorders>
-              <w:top w:val="single" w:sz="4" w:space="0" w:color="000000"/>
-              <w:left w:val="single" w:sz="4" w:space="0" w:color="000000"/>
-              <w:bottom w:val="single" w:sz="4" w:space="0" w:color="000000"/>
-              <w:right w:val="single" w:sz="4" w:space="0" w:color="000000"/>
-            </w:tcBorders>
-            <w:vAlign w:val="center"/>
-          </w:tcPr>
-          <w:p>
-            <w:pPr>
-              <w:spacing w:before="40" w:after="40"/>
-              <w:jc w:val="left"/>
-            </w:pPr>
-            <w:r>
-              <w:rPr>
-                <w:rFonts w:ascii="Adani" w:hAnsi="Adani"/>
-                <w:b w:val="0"/>
-                <w:sz w:val="18"/>
-                <w:u w:val="none"/>
-              </w:rPr>
-              <w:t>U65990MH1986PTC041204</w:t>
-            </w:r>
-          </w:p>
-        </w:tc>
-        <w:tc>
-          <w:tcPr>
-            <w:tcW w:type="dxa" w:w="4252"/>
-            <w:shd w:val="clear" w:color="auto" w:fill="FFFFFF"/>
-            <w:tcBorders>
-              <w:top w:val="single" w:sz="4" w:space="0" w:color="000000"/>
-              <w:left w:val="single" w:sz="4" w:space="0" w:color="000000"/>
-              <w:bottom w:val="single" w:sz="4" w:space="0" w:color="000000"/>
-              <w:right w:val="single" w:sz="4" w:space="0" w:color="000000"/>
-            </w:tcBorders>
-            <w:vAlign w:val="center"/>
-          </w:tcPr>
-          <w:p>
-            <w:pPr>
-              <w:spacing w:before="40" w:after="40"/>
-              <w:jc w:val="left"/>
-            </w:pPr>
-            <w:r>
-              <w:rPr>
-                <w:rFonts w:ascii="Adani" w:hAnsi="Adani"/>
-                <w:b w:val="0"/>
-                <w:sz w:val="18"/>
-                <w:u w:val="none"/>
-              </w:rPr>
-              <w:t>MACRO INVESTMENT &amp; FINANCIAL CONSULTANTS PRIVATE LIMITED</w:t>
-            </w:r>
-          </w:p>
-        </w:tc>
-        <w:tc>
-          <w:tcPr>
-            <w:tcW w:type="dxa" w:w="1587"/>
-            <w:shd w:val="clear" w:color="auto" w:fill="FFFFFF"/>
-            <w:tcBorders>
-              <w:top w:val="single" w:sz="4" w:space="0" w:color="000000"/>
-              <w:left w:val="single" w:sz="4" w:space="0" w:color="000000"/>
-              <w:bottom w:val="single" w:sz="4" w:space="0" w:color="000000"/>
-              <w:right w:val="single" w:sz="4" w:space="0" w:color="000000"/>
-            </w:tcBorders>
-            <w:vAlign w:val="center"/>
-          </w:tcPr>
-          <w:p>
-            <w:pPr>
-              <w:spacing w:before="40" w:after="40"/>
-              <w:jc w:val="left"/>
-            </w:pPr>
-            <w:r>
-              <w:rPr>
-                <w:rFonts w:ascii="Adani" w:hAnsi="Adani"/>
-                <w:b w:val="0"/>
-                <w:sz w:val="18"/>
-                <w:u w:val="none"/>
-              </w:rPr>
-              <w:t>Director</w:t>
-            </w:r>
-          </w:p>
-        </w:tc>
-        <w:tc>
-          <w:tcPr>
-            <w:tcW w:type="dxa" w:w="1304"/>
-            <w:shd w:val="clear" w:color="auto" w:fill="FFFFFF"/>
-            <w:tcBorders>
-              <w:top w:val="single" w:sz="4" w:space="0" w:color="000000"/>
-              <w:left w:val="single" w:sz="4" w:space="0" w:color="000000"/>
-              <w:bottom w:val="single" w:sz="4" w:space="0" w:color="000000"/>
-              <w:right w:val="single" w:sz="4" w:space="0" w:color="000000"/>
-            </w:tcBorders>
-            <w:vAlign w:val="center"/>
-          </w:tcPr>
-          <w:p>
-            <w:pPr>
-              <w:spacing w:before="40" w:after="40"/>
-              <w:jc w:val="left"/>
-            </w:pPr>
-            <w:r>
-              <w:rPr>
-                <w:rFonts w:ascii="Adani" w:hAnsi="Adani"/>
-                <w:b w:val="0"/>
-                <w:sz w:val="18"/>
-                <w:u w:val="none"/>
-              </w:rPr>
-              <w:t>30/11/2012</w:t>
-            </w:r>
-          </w:p>
-        </w:tc>
-      </w:tr>
-      <w:tr>
-        <w:tc>
-          <w:tcPr>
-            <w:tcW w:type="dxa" w:w="2268"/>
-            <w:shd w:val="clear" w:color="auto" w:fill="FFFFFF"/>
-            <w:tcBorders>
-              <w:top w:val="single" w:sz="4" w:space="0" w:color="000000"/>
-              <w:left w:val="single" w:sz="4" w:space="0" w:color="000000"/>
-              <w:bottom w:val="single" w:sz="4" w:space="0" w:color="000000"/>
-              <w:right w:val="single" w:sz="4" w:space="0" w:color="000000"/>
-            </w:tcBorders>
-            <w:vAlign w:val="center"/>
-          </w:tcPr>
-          <w:p>
-            <w:pPr>
-              <w:spacing w:before="40" w:after="40"/>
-              <w:jc w:val="left"/>
-            </w:pPr>
-            <w:r>
-              <w:rPr>
-                <w:rFonts w:ascii="Adani" w:hAnsi="Adani"/>
-                <w:b w:val="0"/>
-                <w:sz w:val="18"/>
-                <w:u w:val="none"/>
-              </w:rPr>
               <w:t>U74999MH1989PTC053495</w:t>
             </w:r>
           </w:p>
@@ -5712,120 +4682,6 @@
                 <w:u w:val="none"/>
               </w:rPr>
               <w:t>30/11/2012</w:t>
-            </w:r>
-          </w:p>
-        </w:tc>
-      </w:tr>
-      <w:tr>
-        <w:tc>
-          <w:tcPr>
-            <w:tcW w:type="dxa" w:w="2268"/>
-            <w:shd w:val="clear" w:color="auto" w:fill="FFFFFF"/>
-            <w:tcBorders>
-              <w:top w:val="single" w:sz="4" w:space="0" w:color="000000"/>
-              <w:left w:val="single" w:sz="4" w:space="0" w:color="000000"/>
-              <w:bottom w:val="single" w:sz="4" w:space="0" w:color="000000"/>
-              <w:right w:val="single" w:sz="4" w:space="0" w:color="000000"/>
-            </w:tcBorders>
-            <w:vAlign w:val="center"/>
-          </w:tcPr>
-          <w:p>
-            <w:pPr>
-              <w:spacing w:before="40" w:after="40"/>
-              <w:jc w:val="left"/>
-            </w:pPr>
-            <w:r>
-              <w:rPr>
-                <w:rFonts w:ascii="Adani" w:hAnsi="Adani"/>
-                <w:b w:val="0"/>
-                <w:sz w:val="18"/>
-                <w:u w:val="none"/>
-              </w:rPr>
-              <w:t>U65990MH1986PTC041900</w:t>
-            </w:r>
-          </w:p>
-        </w:tc>
-        <w:tc>
-          <w:tcPr>
-            <w:tcW w:type="dxa" w:w="4252"/>
-            <w:shd w:val="clear" w:color="auto" w:fill="FFFFFF"/>
-            <w:tcBorders>
-              <w:top w:val="single" w:sz="4" w:space="0" w:color="000000"/>
-              <w:left w:val="single" w:sz="4" w:space="0" w:color="000000"/>
-              <w:bottom w:val="single" w:sz="4" w:space="0" w:color="000000"/>
-              <w:right w:val="single" w:sz="4" w:space="0" w:color="000000"/>
-            </w:tcBorders>
-            <w:vAlign w:val="center"/>
-          </w:tcPr>
-          <w:p>
-            <w:pPr>
-              <w:spacing w:before="40" w:after="40"/>
-              <w:jc w:val="left"/>
-            </w:pPr>
-            <w:r>
-              <w:rPr>
-                <w:rFonts w:ascii="Adani" w:hAnsi="Adani"/>
-                <w:b w:val="0"/>
-                <w:sz w:val="18"/>
-                <w:u w:val="none"/>
-              </w:rPr>
-              <w:t>KNOWHOWHUBCOM PRIVATE LIMITED</w:t>
-            </w:r>
-          </w:p>
-        </w:tc>
-        <w:tc>
-          <w:tcPr>
-            <w:tcW w:type="dxa" w:w="1587"/>
-            <w:shd w:val="clear" w:color="auto" w:fill="FFFFFF"/>
-            <w:tcBorders>
-              <w:top w:val="single" w:sz="4" w:space="0" w:color="000000"/>
-              <w:left w:val="single" w:sz="4" w:space="0" w:color="000000"/>
-              <w:bottom w:val="single" w:sz="4" w:space="0" w:color="000000"/>
-              <w:right w:val="single" w:sz="4" w:space="0" w:color="000000"/>
-            </w:tcBorders>
-            <w:vAlign w:val="center"/>
-          </w:tcPr>
-          <w:p>
-            <w:pPr>
-              <w:spacing w:before="40" w:after="40"/>
-              <w:jc w:val="left"/>
-            </w:pPr>
-            <w:r>
-              <w:rPr>
-                <w:rFonts w:ascii="Adani" w:hAnsi="Adani"/>
-                <w:b w:val="0"/>
-                <w:sz w:val="18"/>
-                <w:u w:val="none"/>
-              </w:rPr>
-              <w:t>Director</w:t>
-            </w:r>
-          </w:p>
-        </w:tc>
-        <w:tc>
-          <w:tcPr>
-            <w:tcW w:type="dxa" w:w="1304"/>
-            <w:shd w:val="clear" w:color="auto" w:fill="FFFFFF"/>
-            <w:tcBorders>
-              <w:top w:val="single" w:sz="4" w:space="0" w:color="000000"/>
-              <w:left w:val="single" w:sz="4" w:space="0" w:color="000000"/>
-              <w:bottom w:val="single" w:sz="4" w:space="0" w:color="000000"/>
-              <w:right w:val="single" w:sz="4" w:space="0" w:color="000000"/>
-            </w:tcBorders>
-            <w:vAlign w:val="center"/>
-          </w:tcPr>
-          <w:p>
-            <w:pPr>
-              <w:spacing w:before="40" w:after="40"/>
-              <w:jc w:val="left"/>
-            </w:pPr>
-            <w:r>
-              <w:rPr>
-                <w:rFonts w:ascii="Adani" w:hAnsi="Adani"/>
-                <w:b w:val="0"/>
-                <w:sz w:val="18"/>
-                <w:u w:val="none"/>
-              </w:rPr>
-              <w:t>19/04/2010</w:t>
             </w:r>
           </w:p>
         </w:tc>
